--- a/Golf Score - handleiding.docx
+++ b/Golf Score - handleiding.docx
@@ -3969,7 +3969,7 @@
           <w:sz w:val="22"/>
           <w:szCs w:val="22"/>
         </w:rPr>
-        <w:t xml:space="preserve">Vier kaarten die dezelfde vraag vanuit verschillende hoeken stellen: waar zit jouw verlies? Ze gebruiken allemaal dezelfde staafgrafiek — hoe langer de staaf, hoe hoger het getal, en omdat het om scores gaat is korter beter. Achter elke staaf staat hoe vaak die groep voorkwam; een staaf op basis van drie holes zegt weinig.</w:t>
+        <w:t xml:space="preserve">Drie kaarten die dezelfde vraag vanuit verschillende hoeken stellen: waar zit jouw verlies? Ze gebruiken allemaal dezelfde staafgrafiek — hoe langer de staaf, hoe hoger het getal, en omdat het om scores gaat is korter beter. Achter elke staaf staat hoe vaak die groep voorkwam; een staaf op basis van drie holes zegt weinig.</w:t>
       </w:r>
     </w:p>
     <w:tbl>
@@ -4174,52 +4174,6 @@
           </w:p>
         </w:tc>
       </w:tr>
-      <w:tr>
-        <w:tc>
-          <w:tcPr>
-            <w:tcW w:type="dxa" w:w="2500"/>
-            <w:tcMar>
-              <w:top w:type="dxa" w:w="70"/>
-              <w:left w:type="dxa" w:w="110"/>
-              <w:bottom w:type="dxa" w:w="70"/>
-              <w:right w:type="dxa" w:w="110"/>
-            </w:tcMar>
-          </w:tcPr>
-          <w:p>
-            <w:r>
-              <w:rPr>
-                <w:b w:val="false"/>
-                <w:bCs w:val="false"/>
-                <w:sz w:val="20"/>
-                <w:szCs w:val="20"/>
-              </w:rPr>
-              <w:t xml:space="preserve">Per dag</w:t>
-            </w:r>
-          </w:p>
-        </w:tc>
-        <w:tc>
-          <w:tcPr>
-            <w:tcW w:type="dxa" w:w="6500"/>
-            <w:tcMar>
-              <w:top w:type="dxa" w:w="70"/>
-              <w:left w:type="dxa" w:w="110"/>
-              <w:bottom w:type="dxa" w:w="70"/>
-              <w:right w:type="dxa" w:w="110"/>
-            </w:tcMar>
-          </w:tcPr>
-          <w:p>
-            <w:r>
-              <w:rPr>
-                <w:b w:val="false"/>
-                <w:bCs w:val="false"/>
-                <w:sz w:val="20"/>
-                <w:szCs w:val="20"/>
-              </w:rPr>
-              <w:t xml:space="preserve">Scoor je doordeweeks anders dan in het weekend</w:t>
-            </w:r>
-          </w:p>
-        </w:tc>
-      </w:tr>
     </w:tbl>
     <w:p>
       <w:pPr>
@@ -4277,7 +4231,22 @@
           <w:sz w:val="25"/>
           <w:szCs w:val="25"/>
         </w:rPr>
-        <w:t xml:space="preserve">Vorm &amp; consistentie</w:t>
+        <w:t xml:space="preserve">Wanneer speel je het best</w:t>
+      </w:r>
+    </w:p>
+    <w:p>
+      <w:pPr>
+        <w:spacing w:after="110"/>
+      </w:pPr>
+      <w:r>
+        <w:rPr>
+          <w:i w:val="false"/>
+          <w:iCs w:val="false"/>
+          <w:color w:val="000000"/>
+          <w:sz w:val="22"/>
+          <w:szCs w:val="22"/>
+        </w:rPr>
+        <w:t xml:space="preserve">Deze kaart groepeert je rondes naar het moment waarop je speelde. Met de vier knoppen kies je de indeling:</w:t>
       </w:r>
     </w:p>
     <w:tbl>
@@ -4316,7 +4285,7 @@
                 <w:sz w:val="20"/>
                 <w:szCs w:val="20"/>
               </w:rPr>
-              <w:t xml:space="preserve">Onderdeel</w:t>
+              <w:t xml:space="preserve">Knop</w:t>
             </w:r>
           </w:p>
         </w:tc>
@@ -4339,7 +4308,7 @@
                 <w:sz w:val="20"/>
                 <w:szCs w:val="20"/>
               </w:rPr>
-              <w:t xml:space="preserve">Wat het zegt</w:t>
+              <w:t xml:space="preserve">Wat je ziet</w:t>
             </w:r>
           </w:p>
         </w:tc>
@@ -4363,7 +4332,7 @@
                 <w:sz w:val="20"/>
                 <w:szCs w:val="20"/>
               </w:rPr>
-              <w:t xml:space="preserve">Trend (laatste 5)</w:t>
+              <w:t xml:space="preserve">Week/weekend</w:t>
             </w:r>
           </w:p>
         </w:tc>
@@ -4385,7 +4354,7 @@
                 <w:sz w:val="20"/>
                 <w:szCs w:val="20"/>
               </w:rPr>
-              <w:t xml:space="preserve">Het verschil met de vijf rondes daarvoor. Groen omlaag is vooruitgang</w:t>
+              <w:t xml:space="preserve">Doordeweeks (ma t/m vr) tegenover het weekend</w:t>
             </w:r>
           </w:p>
         </w:tc>
@@ -4409,7 +4378,7 @@
                 <w:sz w:val="20"/>
                 <w:szCs w:val="20"/>
               </w:rPr>
-              <w:t xml:space="preserve">Consistentie</w:t>
+              <w:t xml:space="preserve">Dag</w:t>
             </w:r>
           </w:p>
         </w:tc>
@@ -4431,7 +4400,7 @@
                 <w:sz w:val="20"/>
                 <w:szCs w:val="20"/>
               </w:rPr>
-              <w:t xml:space="preserve">Hoeveel je rondes onderling verschillen, als ± zoveel dagresultaat</w:t>
+              <w:t xml:space="preserve">De zeven weekdagen apart</w:t>
             </w:r>
           </w:p>
         </w:tc>
@@ -4455,7 +4424,7 @@
                 <w:sz w:val="20"/>
                 <w:szCs w:val="20"/>
               </w:rPr>
-              <w:t xml:space="preserve">Per rondetype</w:t>
+              <w:t xml:space="preserve">Maand</w:t>
             </w:r>
           </w:p>
         </w:tc>
@@ -4477,7 +4446,7 @@
                 <w:sz w:val="20"/>
                 <w:szCs w:val="20"/>
               </w:rPr>
-              <w:t xml:space="preserve">Je gemiddelde over 9 holes naast dat over 18</w:t>
+              <w:t xml:space="preserve">Januari tot en met december — voor seizoensinvloeden</w:t>
             </w:r>
           </w:p>
         </w:tc>
@@ -4501,7 +4470,7 @@
                 <w:sz w:val="20"/>
                 <w:szCs w:val="20"/>
               </w:rPr>
-              <w:t xml:space="preserve">Verloop</w:t>
+              <w:t xml:space="preserve">Kwartaal</w:t>
             </w:r>
           </w:p>
         </w:tc>
@@ -4523,53 +4492,7 @@
                 <w:sz w:val="20"/>
                 <w:szCs w:val="20"/>
               </w:rPr>
-              <w:t xml:space="preserve">Je afwijking per blok holes: kom je moeizaam op gang of zak je in</w:t>
-            </w:r>
-          </w:p>
-        </w:tc>
-      </w:tr>
-      <w:tr>
-        <w:tc>
-          <w:tcPr>
-            <w:tcW w:type="dxa" w:w="2500"/>
-            <w:tcMar>
-              <w:top w:type="dxa" w:w="70"/>
-              <w:left w:type="dxa" w:w="110"/>
-              <w:bottom w:type="dxa" w:w="70"/>
-              <w:right w:type="dxa" w:w="110"/>
-            </w:tcMar>
-          </w:tcPr>
-          <w:p>
-            <w:r>
-              <w:rPr>
-                <w:b w:val="false"/>
-                <w:bCs w:val="false"/>
-                <w:sz w:val="20"/>
-                <w:szCs w:val="20"/>
-              </w:rPr>
-              <w:t xml:space="preserve">T.o.v. je handicap</w:t>
-            </w:r>
-          </w:p>
-        </w:tc>
-        <w:tc>
-          <w:tcPr>
-            <w:tcW w:type="dxa" w:w="6500"/>
-            <w:tcMar>
-              <w:top w:type="dxa" w:w="70"/>
-              <w:left w:type="dxa" w:w="110"/>
-              <w:bottom w:type="dxa" w:w="70"/>
-              <w:right w:type="dxa" w:w="110"/>
-            </w:tcMar>
-          </w:tcPr>
-          <w:p>
-            <w:r>
-              <w:rPr>
-                <w:b w:val="false"/>
-                <w:bCs w:val="false"/>
-                <w:sz w:val="20"/>
-                <w:szCs w:val="20"/>
-              </w:rPr>
-              <w:t xml:space="preserve">Hoe vaak je onder, op of boven je index speelde</w:t>
+              <w:t xml:space="preserve">Vier seizoenen van drie maanden</w:t>
             </w:r>
           </w:p>
         </w:tc>
@@ -4588,6 +4511,21 @@
           <w:szCs w:val="22"/>
         </w:rPr>
         <w:t xml:space="preserve"/>
+      </w:r>
+    </w:p>
+    <w:p>
+      <w:pPr>
+        <w:spacing w:after="110"/>
+      </w:pPr>
+      <w:r>
+        <w:rPr>
+          <w:i w:val="false"/>
+          <w:iCs w:val="false"/>
+          <w:color w:val="000000"/>
+          <w:sz w:val="22"/>
+          <w:szCs w:val="22"/>
+        </w:rPr>
+        <w:t xml:space="preserve">Het gaat steeds om alle jaren samen: alle januari’s bij elkaar, alle zaterdagen bij elkaar. Voor de ontwikkeling door de tijd heen is er de regelkaart bij Handicap; die kan ook per maand en per kwartaal, maar dan maand voor maand.</w:t>
       </w:r>
     </w:p>
     <w:p>
@@ -4608,29 +4546,29 @@
           <w:sz w:val="22"/>
           <w:szCs w:val="22"/>
         </w:rPr>
-        <w:t xml:space="preserve">Bij "t.o.v. je handicap": </w:t>
-      </w:r>
-      <w:r>
-        <w:rPr>
-          <w:sz w:val="22"/>
-          <w:szCs w:val="22"/>
-        </w:rPr>
-        <w:t xml:space="preserve">elke ronde wordt afgezet tegen de index die VÓÓR die ronde gold, niet tegen je huidige handicap. Zo meet je hoe je presteerde ten opzichte van de verwachting van dat moment.</w:t>
-      </w:r>
-    </w:p>
-    <w:p>
-      <w:pPr>
-        <w:spacing w:after="110"/>
-      </w:pPr>
-      <w:r>
-        <w:rPr>
-          <w:i w:val="false"/>
-          <w:iCs w:val="false"/>
-          <w:color w:val="000000"/>
-          <w:sz w:val="22"/>
-          <w:szCs w:val="22"/>
-        </w:rPr>
-        <w:t xml:space="preserve">Wat je hier zoekt: een gezonde verdeling heeft een zwaartepunt bij "+0 tot +3" met een behoorlijk aandeel "Lager". Zie je veel rondes in "Hoger", dan zijn het niet je goede rondes die ontbreken maar je slechte die te ver uitschieten.</w:t>
+        <w:t xml:space="preserve">Wat het getal betekent: </w:t>
+      </w:r>
+      <w:r>
+        <w:rPr>
+          <w:sz w:val="22"/>
+          <w:szCs w:val="22"/>
+        </w:rPr>
+        <w:t xml:space="preserve">je dagresultaat min de handicap die op dat moment gold. Min is beter dan je handicap, plus slechter. Het kale dagresultaat zou hier misleiden: je handicap verandert door het jaar heen, dus je zomerrondes vallen in de tijd dat je al beter speelde. De grafiek zou dan zeggen dat je ’s zomers beter speelt, terwijl je gewoon vooruit bent gegaan.</w:t>
+      </w:r>
+    </w:p>
+    <w:p>
+      <w:pPr>
+        <w:spacing w:after="110"/>
+      </w:pPr>
+      <w:r>
+        <w:rPr>
+          <w:i w:val="false"/>
+          <w:iCs w:val="false"/>
+          <w:color w:val="000000"/>
+          <w:sz w:val="22"/>
+          <w:szCs w:val="22"/>
+        </w:rPr>
+        <w:t xml:space="preserve">Heeft een groep minder rondes dan je minimum (Instellingen → Algemeen), dan staat er een streepje: één of twee rondes in een maand is toeval, geen seizoen. Beslaan je gegevens nog geen heel jaar, dan meldt de kaart dat eronder. Kies voor maand en kwartaal bij voorkeur de periode "Alles" bovenaan.</w:t>
       </w:r>
     </w:p>
     <w:p>
@@ -4646,22 +4584,317 @@
           <w:sz w:val="25"/>
           <w:szCs w:val="25"/>
         </w:rPr>
-        <w:t xml:space="preserve">Clubs</w:t>
-      </w:r>
-    </w:p>
-    <w:p>
-      <w:pPr>
-        <w:spacing w:after="110"/>
-      </w:pPr>
-      <w:r>
-        <w:rPr>
-          <w:i w:val="false"/>
-          <w:iCs w:val="false"/>
-          <w:color w:val="000000"/>
-          <w:sz w:val="22"/>
-          <w:szCs w:val="22"/>
-        </w:rPr>
-        <w:t xml:space="preserve">Onderaan staat je resultaat per club, daarbinnen per baan en per tee: het gemiddelde dagresultaat, het verschil met je handicap, en het aantal rondes.</w:t>
+        <w:t xml:space="preserve">Vorm &amp; consistentie</w:t>
+      </w:r>
+    </w:p>
+    <w:tbl>
+      <w:tblPr>
+        <w:tblW w:type="dxa" w:w="9000"/>
+        <w:tblBorders>
+          <w:top w:val="single" w:color="auto" w:sz="4"/>
+          <w:left w:val="single" w:color="auto" w:sz="4"/>
+          <w:bottom w:val="single" w:color="auto" w:sz="4"/>
+          <w:right w:val="single" w:color="auto" w:sz="4"/>
+          <w:insideH w:val="single" w:color="auto" w:sz="4"/>
+          <w:insideV w:val="single" w:color="auto" w:sz="4"/>
+        </w:tblBorders>
+      </w:tblPr>
+      <w:tblGrid>
+        <w:gridCol w:w="2500"/>
+        <w:gridCol w:w="6500"/>
+      </w:tblGrid>
+      <w:tr>
+        <w:tc>
+          <w:tcPr>
+            <w:tcW w:type="dxa" w:w="2500"/>
+            <w:shd w:fill="EFEDE4" w:val="clear"/>
+            <w:tcMar>
+              <w:top w:type="dxa" w:w="70"/>
+              <w:left w:type="dxa" w:w="110"/>
+              <w:bottom w:type="dxa" w:w="70"/>
+              <w:right w:type="dxa" w:w="110"/>
+            </w:tcMar>
+          </w:tcPr>
+          <w:p>
+            <w:r>
+              <w:rPr>
+                <w:b/>
+                <w:bCs/>
+                <w:sz w:val="20"/>
+                <w:szCs w:val="20"/>
+              </w:rPr>
+              <w:t xml:space="preserve">Onderdeel</w:t>
+            </w:r>
+          </w:p>
+        </w:tc>
+        <w:tc>
+          <w:tcPr>
+            <w:tcW w:type="dxa" w:w="6500"/>
+            <w:shd w:fill="EFEDE4" w:val="clear"/>
+            <w:tcMar>
+              <w:top w:type="dxa" w:w="70"/>
+              <w:left w:type="dxa" w:w="110"/>
+              <w:bottom w:type="dxa" w:w="70"/>
+              <w:right w:type="dxa" w:w="110"/>
+            </w:tcMar>
+          </w:tcPr>
+          <w:p>
+            <w:r>
+              <w:rPr>
+                <w:b/>
+                <w:bCs/>
+                <w:sz w:val="20"/>
+                <w:szCs w:val="20"/>
+              </w:rPr>
+              <w:t xml:space="preserve">Wat het zegt</w:t>
+            </w:r>
+          </w:p>
+        </w:tc>
+      </w:tr>
+      <w:tr>
+        <w:tc>
+          <w:tcPr>
+            <w:tcW w:type="dxa" w:w="2500"/>
+            <w:tcMar>
+              <w:top w:type="dxa" w:w="70"/>
+              <w:left w:type="dxa" w:w="110"/>
+              <w:bottom w:type="dxa" w:w="70"/>
+              <w:right w:type="dxa" w:w="110"/>
+            </w:tcMar>
+          </w:tcPr>
+          <w:p>
+            <w:r>
+              <w:rPr>
+                <w:b w:val="false"/>
+                <w:bCs w:val="false"/>
+                <w:sz w:val="20"/>
+                <w:szCs w:val="20"/>
+              </w:rPr>
+              <w:t xml:space="preserve">Trend (laatste 5)</w:t>
+            </w:r>
+          </w:p>
+        </w:tc>
+        <w:tc>
+          <w:tcPr>
+            <w:tcW w:type="dxa" w:w="6500"/>
+            <w:tcMar>
+              <w:top w:type="dxa" w:w="70"/>
+              <w:left w:type="dxa" w:w="110"/>
+              <w:bottom w:type="dxa" w:w="70"/>
+              <w:right w:type="dxa" w:w="110"/>
+            </w:tcMar>
+          </w:tcPr>
+          <w:p>
+            <w:r>
+              <w:rPr>
+                <w:b w:val="false"/>
+                <w:bCs w:val="false"/>
+                <w:sz w:val="20"/>
+                <w:szCs w:val="20"/>
+              </w:rPr>
+              <w:t xml:space="preserve">Het verschil met de vijf rondes daarvoor. Groen omlaag is vooruitgang</w:t>
+            </w:r>
+          </w:p>
+        </w:tc>
+      </w:tr>
+      <w:tr>
+        <w:tc>
+          <w:tcPr>
+            <w:tcW w:type="dxa" w:w="2500"/>
+            <w:tcMar>
+              <w:top w:type="dxa" w:w="70"/>
+              <w:left w:type="dxa" w:w="110"/>
+              <w:bottom w:type="dxa" w:w="70"/>
+              <w:right w:type="dxa" w:w="110"/>
+            </w:tcMar>
+          </w:tcPr>
+          <w:p>
+            <w:r>
+              <w:rPr>
+                <w:b w:val="false"/>
+                <w:bCs w:val="false"/>
+                <w:sz w:val="20"/>
+                <w:szCs w:val="20"/>
+              </w:rPr>
+              <w:t xml:space="preserve">Consistentie</w:t>
+            </w:r>
+          </w:p>
+        </w:tc>
+        <w:tc>
+          <w:tcPr>
+            <w:tcW w:type="dxa" w:w="6500"/>
+            <w:tcMar>
+              <w:top w:type="dxa" w:w="70"/>
+              <w:left w:type="dxa" w:w="110"/>
+              <w:bottom w:type="dxa" w:w="70"/>
+              <w:right w:type="dxa" w:w="110"/>
+            </w:tcMar>
+          </w:tcPr>
+          <w:p>
+            <w:r>
+              <w:rPr>
+                <w:b w:val="false"/>
+                <w:bCs w:val="false"/>
+                <w:sz w:val="20"/>
+                <w:szCs w:val="20"/>
+              </w:rPr>
+              <w:t xml:space="preserve">Hoeveel je rondes onderling verschillen, als ± zoveel dagresultaat</w:t>
+            </w:r>
+          </w:p>
+        </w:tc>
+      </w:tr>
+      <w:tr>
+        <w:tc>
+          <w:tcPr>
+            <w:tcW w:type="dxa" w:w="2500"/>
+            <w:tcMar>
+              <w:top w:type="dxa" w:w="70"/>
+              <w:left w:type="dxa" w:w="110"/>
+              <w:bottom w:type="dxa" w:w="70"/>
+              <w:right w:type="dxa" w:w="110"/>
+            </w:tcMar>
+          </w:tcPr>
+          <w:p>
+            <w:r>
+              <w:rPr>
+                <w:b w:val="false"/>
+                <w:bCs w:val="false"/>
+                <w:sz w:val="20"/>
+                <w:szCs w:val="20"/>
+              </w:rPr>
+              <w:t xml:space="preserve">Per rondetype</w:t>
+            </w:r>
+          </w:p>
+        </w:tc>
+        <w:tc>
+          <w:tcPr>
+            <w:tcW w:type="dxa" w:w="6500"/>
+            <w:tcMar>
+              <w:top w:type="dxa" w:w="70"/>
+              <w:left w:type="dxa" w:w="110"/>
+              <w:bottom w:type="dxa" w:w="70"/>
+              <w:right w:type="dxa" w:w="110"/>
+            </w:tcMar>
+          </w:tcPr>
+          <w:p>
+            <w:r>
+              <w:rPr>
+                <w:b w:val="false"/>
+                <w:bCs w:val="false"/>
+                <w:sz w:val="20"/>
+                <w:szCs w:val="20"/>
+              </w:rPr>
+              <w:t xml:space="preserve">Je gemiddelde over 9 holes naast dat over 18</w:t>
+            </w:r>
+          </w:p>
+        </w:tc>
+      </w:tr>
+      <w:tr>
+        <w:tc>
+          <w:tcPr>
+            <w:tcW w:type="dxa" w:w="2500"/>
+            <w:tcMar>
+              <w:top w:type="dxa" w:w="70"/>
+              <w:left w:type="dxa" w:w="110"/>
+              <w:bottom w:type="dxa" w:w="70"/>
+              <w:right w:type="dxa" w:w="110"/>
+            </w:tcMar>
+          </w:tcPr>
+          <w:p>
+            <w:r>
+              <w:rPr>
+                <w:b w:val="false"/>
+                <w:bCs w:val="false"/>
+                <w:sz w:val="20"/>
+                <w:szCs w:val="20"/>
+              </w:rPr>
+              <w:t xml:space="preserve">Verloop</w:t>
+            </w:r>
+          </w:p>
+        </w:tc>
+        <w:tc>
+          <w:tcPr>
+            <w:tcW w:type="dxa" w:w="6500"/>
+            <w:tcMar>
+              <w:top w:type="dxa" w:w="70"/>
+              <w:left w:type="dxa" w:w="110"/>
+              <w:bottom w:type="dxa" w:w="70"/>
+              <w:right w:type="dxa" w:w="110"/>
+            </w:tcMar>
+          </w:tcPr>
+          <w:p>
+            <w:r>
+              <w:rPr>
+                <w:b w:val="false"/>
+                <w:bCs w:val="false"/>
+                <w:sz w:val="20"/>
+                <w:szCs w:val="20"/>
+              </w:rPr>
+              <w:t xml:space="preserve">Je afwijking per blok holes: kom je moeizaam op gang of zak je in</w:t>
+            </w:r>
+          </w:p>
+        </w:tc>
+      </w:tr>
+      <w:tr>
+        <w:tc>
+          <w:tcPr>
+            <w:tcW w:type="dxa" w:w="2500"/>
+            <w:tcMar>
+              <w:top w:type="dxa" w:w="70"/>
+              <w:left w:type="dxa" w:w="110"/>
+              <w:bottom w:type="dxa" w:w="70"/>
+              <w:right w:type="dxa" w:w="110"/>
+            </w:tcMar>
+          </w:tcPr>
+          <w:p>
+            <w:r>
+              <w:rPr>
+                <w:b w:val="false"/>
+                <w:bCs w:val="false"/>
+                <w:sz w:val="20"/>
+                <w:szCs w:val="20"/>
+              </w:rPr>
+              <w:t xml:space="preserve">T.o.v. je handicap</w:t>
+            </w:r>
+          </w:p>
+        </w:tc>
+        <w:tc>
+          <w:tcPr>
+            <w:tcW w:type="dxa" w:w="6500"/>
+            <w:tcMar>
+              <w:top w:type="dxa" w:w="70"/>
+              <w:left w:type="dxa" w:w="110"/>
+              <w:bottom w:type="dxa" w:w="70"/>
+              <w:right w:type="dxa" w:w="110"/>
+            </w:tcMar>
+          </w:tcPr>
+          <w:p>
+            <w:r>
+              <w:rPr>
+                <w:b w:val="false"/>
+                <w:bCs w:val="false"/>
+                <w:sz w:val="20"/>
+                <w:szCs w:val="20"/>
+              </w:rPr>
+              <w:t xml:space="preserve">Hoe vaak je onder, op of boven je index speelde</w:t>
+            </w:r>
+          </w:p>
+        </w:tc>
+      </w:tr>
+    </w:tbl>
+    <w:p>
+      <w:pPr>
+        <w:spacing w:after="140"/>
+      </w:pPr>
+      <w:r>
+        <w:rPr>
+          <w:i w:val="false"/>
+          <w:iCs w:val="false"/>
+          <w:color w:val="000000"/>
+          <w:sz w:val="22"/>
+          <w:szCs w:val="22"/>
+        </w:rPr>
+        <w:t xml:space="preserve"/>
       </w:r>
     </w:p>
     <w:p>
@@ -4682,29 +4915,29 @@
           <w:sz w:val="22"/>
           <w:szCs w:val="22"/>
         </w:rPr>
-        <w:t xml:space="preserve">"T.o.v. je handicap": </w:t>
-      </w:r>
-      <w:r>
-        <w:rPr>
-          <w:sz w:val="22"/>
-          <w:szCs w:val="22"/>
-        </w:rPr>
-        <w:t xml:space="preserve">per ronde wordt het dagresultaat verminderd met je handicap op dát moment; die verschillen worden gemiddeld. Staat er −1,2, dan speel je daar gemiddeld ruim een slag beter dan je handicap voorspelde. Je handicap verandert door het jaar heen, dus een ronde van toen hoort tegen de handicap van toen afgezet te worden.</w:t>
-      </w:r>
-    </w:p>
-    <w:p>
-      <w:pPr>
-        <w:spacing w:after="110"/>
-      </w:pPr>
-      <w:r>
-        <w:rPr>
-          <w:i w:val="false"/>
-          <w:iCs w:val="false"/>
-          <w:color w:val="000000"/>
-          <w:sz w:val="22"/>
-          <w:szCs w:val="22"/>
-        </w:rPr>
-        <w:t xml:space="preserve">Het aantal rondes staat er niet voor niets bij: een verschil op basis van twee rondes is toeval, op basis van twintig is het een patroon.</w:t>
+        <w:t xml:space="preserve">Bij "t.o.v. je handicap": </w:t>
+      </w:r>
+      <w:r>
+        <w:rPr>
+          <w:sz w:val="22"/>
+          <w:szCs w:val="22"/>
+        </w:rPr>
+        <w:t xml:space="preserve">elke ronde wordt afgezet tegen de index die VÓÓR die ronde gold, niet tegen je huidige handicap. Zo meet je hoe je presteerde ten opzichte van de verwachting van dat moment.</w:t>
+      </w:r>
+    </w:p>
+    <w:p>
+      <w:pPr>
+        <w:spacing w:after="110"/>
+      </w:pPr>
+      <w:r>
+        <w:rPr>
+          <w:i w:val="false"/>
+          <w:iCs w:val="false"/>
+          <w:color w:val="000000"/>
+          <w:sz w:val="22"/>
+          <w:szCs w:val="22"/>
+        </w:rPr>
+        <w:t xml:space="preserve">Wat je hier zoekt: een gezonde verdeling heeft een zwaartepunt bij "+0 tot +3" met een behoorlijk aandeel "Lager". Zie je veel rondes in "Hoger", dan zijn het niet je goede rondes die ontbreken maar je slechte die te ver uitschieten.</w:t>
       </w:r>
     </w:p>
     <w:p>
@@ -4720,6 +4953,80 @@
           <w:sz w:val="25"/>
           <w:szCs w:val="25"/>
         </w:rPr>
+        <w:t xml:space="preserve">Clubs</w:t>
+      </w:r>
+    </w:p>
+    <w:p>
+      <w:pPr>
+        <w:spacing w:after="110"/>
+      </w:pPr>
+      <w:r>
+        <w:rPr>
+          <w:i w:val="false"/>
+          <w:iCs w:val="false"/>
+          <w:color w:val="000000"/>
+          <w:sz w:val="22"/>
+          <w:szCs w:val="22"/>
+        </w:rPr>
+        <w:t xml:space="preserve">Onderaan staat je resultaat per club, daarbinnen per baan en per tee: het gemiddelde dagresultaat, het verschil met je handicap, en het aantal rondes.</w:t>
+      </w:r>
+    </w:p>
+    <w:p>
+      <w:pPr>
+        <w:pBdr>
+          <w:top w:val="single" w:color="A8892C" w:sz="6"/>
+          <w:bottom w:val="single" w:color="A8892C" w:sz="6"/>
+          <w:left w:val="single" w:color="A8892C" w:sz="6"/>
+          <w:right w:val="single" w:color="A8892C" w:sz="6"/>
+        </w:pBdr>
+        <w:shd w:fill="FBF3E4" w:val="clear"/>
+        <w:spacing w:after="180" w:before="140"/>
+      </w:pPr>
+      <w:r>
+        <w:rPr>
+          <w:b/>
+          <w:bCs/>
+          <w:sz w:val="22"/>
+          <w:szCs w:val="22"/>
+        </w:rPr>
+        <w:t xml:space="preserve">"T.o.v. je handicap": </w:t>
+      </w:r>
+      <w:r>
+        <w:rPr>
+          <w:sz w:val="22"/>
+          <w:szCs w:val="22"/>
+        </w:rPr>
+        <w:t xml:space="preserve">per ronde wordt het dagresultaat verminderd met je handicap op dát moment; die verschillen worden gemiddeld. Staat er −1,2, dan speel je daar gemiddeld ruim een slag beter dan je handicap voorspelde. Je handicap verandert door het jaar heen, dus een ronde van toen hoort tegen de handicap van toen afgezet te worden.</w:t>
+      </w:r>
+    </w:p>
+    <w:p>
+      <w:pPr>
+        <w:spacing w:after="110"/>
+      </w:pPr>
+      <w:r>
+        <w:rPr>
+          <w:i w:val="false"/>
+          <w:iCs w:val="false"/>
+          <w:color w:val="000000"/>
+          <w:sz w:val="22"/>
+          <w:szCs w:val="22"/>
+        </w:rPr>
+        <w:t xml:space="preserve">Het aantal rondes staat er niet voor niets bij: een verschil op basis van twee rondes is toeval, op basis van twintig is het een patroon.</w:t>
+      </w:r>
+    </w:p>
+    <w:p>
+      <w:pPr>
+        <w:pStyle w:val="Heading2"/>
+        <w:spacing w:after="100" w:before="220"/>
+      </w:pPr>
+      <w:r>
+        <w:rPr>
+          <w:b/>
+          <w:bCs/>
+          <w:color w:val="1E3A2F"/>
+          <w:sz w:val="25"/>
+          <w:szCs w:val="25"/>
+        </w:rPr>
         <w:t xml:space="preserve">Analyseer mijn spel</w:t>
       </w:r>
     </w:p>
@@ -4735,7 +5042,7 @@
           <w:sz w:val="22"/>
           <w:szCs w:val="22"/>
         </w:rPr>
-        <w:t xml:space="preserve">De knop onderaan opent een venster met veertien onderdelen. Waar de statistieken de getallen tonen, trekt de analyse er conclusies uit: waar je slagen verliest, wat opvalt in je scoreverdeling, welke holes je het meest kosten.</w:t>
+        <w:t xml:space="preserve">De knop onderaan opent een venster met vijftien onderdelen. Waar de statistieken de getallen tonen, trekt de analyse er conclusies uit: waar je slagen verliest, wat opvalt in je scoreverdeling, welke holes je het meest kosten, en of je in het weekend of in een bepaald seizoen anders speelt.</w:t>
       </w:r>
     </w:p>
     <w:p>

--- a/Golf Score - handleiding.docx
+++ b/Golf Score - handleiding.docx
@@ -2811,7 +2811,7 @@
                 <w:sz w:val="20"/>
                 <w:szCs w:val="20"/>
               </w:rPr>
-              <w:t xml:space="preserve">Aantal qualifying rondes in de gekozen periode</w:t>
+              <w:t xml:space="preserve">Aantal afgeronde qualifying rondes</w:t>
             </w:r>
           </w:p>
         </w:tc>
@@ -2982,6 +2982,21 @@
           <w:sz w:val="22"/>
           <w:szCs w:val="22"/>
         </w:rPr>
+        <w:t xml:space="preserve">De kerncijfers staan boven de periodeknoppen en tellen altijd al je rondes.</w:t>
+      </w:r>
+    </w:p>
+    <w:p>
+      <w:pPr>
+        <w:spacing w:after="110"/>
+      </w:pPr>
+      <w:r>
+        <w:rPr>
+          <w:i w:val="false"/>
+          <w:iCs w:val="false"/>
+          <w:color w:val="000000"/>
+          <w:sz w:val="22"/>
+          <w:szCs w:val="22"/>
+        </w:rPr>
         <w:t xml:space="preserve">Let op het verschil tussen Gem. Sd en je handicap: het gemiddelde telt álle rondes mee, je handicap alleen de acht beste. Het verschil tussen die twee zegt iets over hoe wisselvallig je speelt.</w:t>
       </w:r>
     </w:p>
@@ -3013,7 +3028,22 @@
           <w:sz w:val="22"/>
           <w:szCs w:val="22"/>
         </w:rPr>
-        <w:t xml:space="preserve">"Laatste 20" is wat je handicap bepaalt. "12 maanden" laat zien hoe je dit seizoen speelt. "Alles" is je hele historie. Alle grafieken eronder volgen die keuze.</w:t>
+        <w:t xml:space="preserve">"Laatste 20" is wat je handicap bepaalt. "12 maanden" laat zien hoe je dit seizoen speelt. "Alles" is je hele historie. Alles eronder volgt die keuze, ook de analyse. De enige uitzondering is "Wat als": die rekent met je echte handicap, en daar valt niets te filteren.</w:t>
+      </w:r>
+    </w:p>
+    <w:p>
+      <w:pPr>
+        <w:spacing w:after="110"/>
+      </w:pPr>
+      <w:r>
+        <w:rPr>
+          <w:i w:val="false"/>
+          <w:iCs w:val="false"/>
+          <w:color w:val="000000"/>
+          <w:sz w:val="22"/>
+          <w:szCs w:val="22"/>
+        </w:rPr>
+        <w:t xml:space="preserve">"12 maanden" telt terug vanaf je laatste ronde, niet vanaf vandaag — net als je Low HI. Speel je een tijd niet, dan blijft je laatste seizoen dus gewoon zichtbaar.</w:t>
       </w:r>
     </w:p>
     <w:p>
@@ -6166,7 +6196,7 @@
                 <w:sz w:val="20"/>
                 <w:szCs w:val="20"/>
               </w:rPr>
-              <w:t xml:space="preserve">Al je rondes in één bestand. Dit is je backup</w:t>
+              <w:t xml:space="preserve">Al je rondes waarvan alle holes zijn ingevuld, in één bestand. Dit is je backup. Geplande en gepauzeerde rondes gaan niet mee, en geïmporteerde rondes pas als je ze hebt opgeslagen</w:t>
             </w:r>
           </w:p>
         </w:tc>
@@ -6322,7 +6352,7 @@
           <w:sz w:val="22"/>
           <w:szCs w:val="22"/>
         </w:rPr>
-        <w:t xml:space="preserve">De app houdt bij of er iets is gewijzigd sinds je laatste backup, en meldt dat onderaan Instellingen:</w:t>
+        <w:t xml:space="preserve">De app houdt bij of je backup nog overeenkomt met wat er in de app staat, en meldt dat in het blokje bovenaan Instellingen:</w:t>
       </w:r>
     </w:p>
     <w:p>
@@ -6525,7 +6555,7 @@
                 <w:sz w:val="20"/>
                 <w:szCs w:val="20"/>
               </w:rPr>
-              <w:t xml:space="preserve">Rondes die erbij zijn gekomen plus bewerkingen zoals een vastgesteld dagresultaat of een gecorrigeerde score. Die worden bij elkaar opgeteld</w:t>
+              <w:t xml:space="preserve">Rondes die erbij zijn gekomen, ook via een import. Bewerkingen van bestaande rondes, zoals een vastgesteld dagresultaat of een gecorrigeerde score, tellen samen als één</w:t>
             </w:r>
           </w:p>
         </w:tc>
@@ -6558,7 +6588,7 @@
           <w:sz w:val="22"/>
           <w:szCs w:val="22"/>
         </w:rPr>
-        <w:t xml:space="preserve">Zet je ze allebei op 1, dan wordt elke wijziging meteen oranje. Zet je ze op 7 dagen en 2, dan blijft het grijs tot je twee dingen hebt gewijzigd of er een week voorbij is.</w:t>
+        <w:t xml:space="preserve">Zet je ze allebei op 1, dan wordt elke wijziging meteen oranje. Zet je ze op 7 dagen en 2, dan blijft het grijs tot er twee rondes bij zijn gekomen of er een week voorbij is. Draai je een wijziging terug, dan verdwijnt de melding weer.</w:t>
       </w:r>
     </w:p>
     <w:p>

--- a/Golf Score - handleiding.docx
+++ b/Golf Score - handleiding.docx
@@ -6352,243 +6352,22 @@
           <w:sz w:val="22"/>
           <w:szCs w:val="22"/>
         </w:rPr>
-        <w:t xml:space="preserve">De app houdt bij of je backup nog overeenkomt met wat er in de app staat, en meldt dat in het blokje bovenaan Instellingen:</w:t>
-      </w:r>
-    </w:p>
-    <w:p>
-      <w:pPr>
-        <w:pStyle w:val="ListParagraph"/>
-        <w:numPr>
-          <w:ilvl w:val="0"/>
-          <w:numId w:val="4"/>
-        </w:numPr>
-        <w:spacing w:after="70"/>
-      </w:pPr>
-      <w:r>
-        <w:rPr>
-          <w:sz w:val="22"/>
-          <w:szCs w:val="22"/>
-        </w:rPr>
-        <w:t xml:space="preserve">Grijze regel: er is iets gewijzigd. Informatief, geen haast.</w:t>
-      </w:r>
-    </w:p>
-    <w:p>
-      <w:pPr>
-        <w:pStyle w:val="ListParagraph"/>
-        <w:numPr>
-          <w:ilvl w:val="0"/>
-          <w:numId w:val="4"/>
-        </w:numPr>
-        <w:spacing w:after="70"/>
-      </w:pPr>
-      <w:r>
-        <w:rPr>
-          <w:sz w:val="22"/>
-          <w:szCs w:val="22"/>
-        </w:rPr>
-        <w:t xml:space="preserve">Oranje regel plus een stip op het tandwiel: je drempel is gehaald, tijd om een backup te maken.</w:t>
-      </w:r>
-    </w:p>
-    <w:p>
-      <w:pPr>
-        <w:spacing w:after="110"/>
-      </w:pPr>
-      <w:r>
-        <w:rPr>
-          <w:i w:val="false"/>
-          <w:iCs w:val="false"/>
-          <w:color w:val="000000"/>
-          <w:sz w:val="22"/>
-          <w:szCs w:val="22"/>
-        </w:rPr>
-        <w:t xml:space="preserve">Die drempels stel je zelf in bij Exporteren → Toon opties:</w:t>
-      </w:r>
-    </w:p>
-    <w:tbl>
-      <w:tblPr>
-        <w:tblW w:type="dxa" w:w="9000"/>
-        <w:tblBorders>
-          <w:top w:val="single" w:color="auto" w:sz="4"/>
-          <w:left w:val="single" w:color="auto" w:sz="4"/>
-          <w:bottom w:val="single" w:color="auto" w:sz="4"/>
-          <w:right w:val="single" w:color="auto" w:sz="4"/>
-          <w:insideH w:val="single" w:color="auto" w:sz="4"/>
-          <w:insideV w:val="single" w:color="auto" w:sz="4"/>
-        </w:tblBorders>
-      </w:tblPr>
-      <w:tblGrid>
-        <w:gridCol w:w="2500"/>
-        <w:gridCol w:w="6500"/>
-      </w:tblGrid>
-      <w:tr>
-        <w:tc>
-          <w:tcPr>
-            <w:tcW w:type="dxa" w:w="2500"/>
-            <w:shd w:fill="EFEDE4" w:val="clear"/>
-            <w:tcMar>
-              <w:top w:type="dxa" w:w="70"/>
-              <w:left w:type="dxa" w:w="110"/>
-              <w:bottom w:type="dxa" w:w="70"/>
-              <w:right w:type="dxa" w:w="110"/>
-            </w:tcMar>
-          </w:tcPr>
-          <w:p>
-            <w:r>
-              <w:rPr>
-                <w:b/>
-                <w:bCs/>
-                <w:sz w:val="20"/>
-                <w:szCs w:val="20"/>
-              </w:rPr>
-              <w:t xml:space="preserve">Drempel</w:t>
-            </w:r>
-          </w:p>
-        </w:tc>
-        <w:tc>
-          <w:tcPr>
-            <w:tcW w:type="dxa" w:w="6500"/>
-            <w:shd w:fill="EFEDE4" w:val="clear"/>
-            <w:tcMar>
-              <w:top w:type="dxa" w:w="70"/>
-              <w:left w:type="dxa" w:w="110"/>
-              <w:bottom w:type="dxa" w:w="70"/>
-              <w:right w:type="dxa" w:w="110"/>
-            </w:tcMar>
-          </w:tcPr>
-          <w:p>
-            <w:r>
-              <w:rPr>
-                <w:b/>
-                <w:bCs/>
-                <w:sz w:val="20"/>
-                <w:szCs w:val="20"/>
-              </w:rPr>
-              <w:t xml:space="preserve">Wat er wordt geteld</w:t>
-            </w:r>
-          </w:p>
-        </w:tc>
-      </w:tr>
-      <w:tr>
-        <w:tc>
-          <w:tcPr>
-            <w:tcW w:type="dxa" w:w="2500"/>
-            <w:tcMar>
-              <w:top w:type="dxa" w:w="70"/>
-              <w:left w:type="dxa" w:w="110"/>
-              <w:bottom w:type="dxa" w:w="70"/>
-              <w:right w:type="dxa" w:w="110"/>
-            </w:tcMar>
-          </w:tcPr>
-          <w:p>
-            <w:r>
-              <w:rPr>
-                <w:b w:val="false"/>
-                <w:bCs w:val="false"/>
-                <w:sz w:val="20"/>
-                <w:szCs w:val="20"/>
-              </w:rPr>
-              <w:t xml:space="preserve">Dagen sinds backup</w:t>
-            </w:r>
-          </w:p>
-        </w:tc>
-        <w:tc>
-          <w:tcPr>
-            <w:tcW w:type="dxa" w:w="6500"/>
-            <w:tcMar>
-              <w:top w:type="dxa" w:w="70"/>
-              <w:left w:type="dxa" w:w="110"/>
-              <w:bottom w:type="dxa" w:w="70"/>
-              <w:right w:type="dxa" w:w="110"/>
-            </w:tcMar>
-          </w:tcPr>
-          <w:p>
-            <w:r>
-              <w:rPr>
-                <w:b w:val="false"/>
-                <w:bCs w:val="false"/>
-                <w:sz w:val="20"/>
-                <w:szCs w:val="20"/>
-              </w:rPr>
-              <w:t xml:space="preserve">Hoeveel dagen geleden je voor het laatst een backup maakte</w:t>
-            </w:r>
-          </w:p>
-        </w:tc>
-      </w:tr>
-      <w:tr>
-        <w:tc>
-          <w:tcPr>
-            <w:tcW w:type="dxa" w:w="2500"/>
-            <w:tcMar>
-              <w:top w:type="dxa" w:w="70"/>
-              <w:left w:type="dxa" w:w="110"/>
-              <w:bottom w:type="dxa" w:w="70"/>
-              <w:right w:type="dxa" w:w="110"/>
-            </w:tcMar>
-          </w:tcPr>
-          <w:p>
-            <w:r>
-              <w:rPr>
-                <w:b w:val="false"/>
-                <w:bCs w:val="false"/>
-                <w:sz w:val="20"/>
-                <w:szCs w:val="20"/>
-              </w:rPr>
-              <w:t xml:space="preserve">Wijzigingen en/of nieuwe rondes</w:t>
-            </w:r>
-          </w:p>
-        </w:tc>
-        <w:tc>
-          <w:tcPr>
-            <w:tcW w:type="dxa" w:w="6500"/>
-            <w:tcMar>
-              <w:top w:type="dxa" w:w="70"/>
-              <w:left w:type="dxa" w:w="110"/>
-              <w:bottom w:type="dxa" w:w="70"/>
-              <w:right w:type="dxa" w:w="110"/>
-            </w:tcMar>
-          </w:tcPr>
-          <w:p>
-            <w:r>
-              <w:rPr>
-                <w:b w:val="false"/>
-                <w:bCs w:val="false"/>
-                <w:sz w:val="20"/>
-                <w:szCs w:val="20"/>
-              </w:rPr>
-              <w:t xml:space="preserve">Rondes die erbij zijn gekomen, ook via een import. Bewerkingen van bestaande rondes, zoals een vastgesteld dagresultaat of een gecorrigeerde score, tellen samen als één</w:t>
-            </w:r>
-          </w:p>
-        </w:tc>
-      </w:tr>
-    </w:tbl>
-    <w:p>
-      <w:pPr>
-        <w:spacing w:after="140"/>
-      </w:pPr>
-      <w:r>
-        <w:rPr>
-          <w:i w:val="false"/>
-          <w:iCs w:val="false"/>
-          <w:color w:val="000000"/>
-          <w:sz w:val="22"/>
-          <w:szCs w:val="22"/>
-        </w:rPr>
-        <w:t xml:space="preserve"/>
-      </w:r>
-    </w:p>
-    <w:p>
-      <w:pPr>
-        <w:spacing w:after="110"/>
-      </w:pPr>
-      <w:r>
-        <w:rPr>
-          <w:i w:val="false"/>
-          <w:iCs w:val="false"/>
-          <w:color w:val="000000"/>
-          <w:sz w:val="22"/>
-          <w:szCs w:val="22"/>
-        </w:rPr>
-        <w:t xml:space="preserve">Zet je ze allebei op 1, dan wordt elke wijziging meteen oranje. Zet je ze op 7 dagen en 2, dan blijft het grijs tot er twee rondes bij zijn gekomen of er een week voorbij is. Draai je een wijziging terug, dan verdwijnt de melding weer.</w:t>
+        <w:t xml:space="preserve">Staat er iets in de app dat nog niet in je laatste backup zit, dan zie je in het blokje bovenaan Instellingen een oranje regel "Wijzigingen sinds laatste backup" en een stip op het tandwiel. Tijd om een backup te maken.</w:t>
+      </w:r>
+    </w:p>
+    <w:p>
+      <w:pPr>
+        <w:spacing w:after="110"/>
+      </w:pPr>
+      <w:r>
+        <w:rPr>
+          <w:i w:val="false"/>
+          <w:iCs w:val="false"/>
+          <w:color w:val="000000"/>
+          <w:sz w:val="22"/>
+          <w:szCs w:val="22"/>
+        </w:rPr>
+        <w:t xml:space="preserve">Elke ronde telt die sinds je backup nieuw is (ook via een import), bewerkt is (zoals een vastgesteld dagresultaat of een gecorrigeerde score) of verwijderd is. Geplande, gepauzeerde en nog niet opgeslagen geïmporteerde rondes tellen niet mee. Draai je een wijziging terug, dan verdwijnt de melding weer.</w:t>
       </w:r>
     </w:p>
     <w:p>

--- a/Golf Score - handleiding.docx
+++ b/Golf Score - handleiding.docx
@@ -1227,6 +1227,46 @@
           <w:szCs w:val="22"/>
         </w:rPr>
         <w:t xml:space="preserve"> van een weergaveknop klapt alles open of dicht. De eerste lange druk kiest die weergave én klapt alles dicht; daarna wisselt hij tussen open en dicht.</w:t>
+      </w:r>
+    </w:p>
+    <w:p>
+      <w:pPr>
+        <w:pStyle w:val="Heading2"/>
+        <w:spacing w:after="100" w:before="220"/>
+      </w:pPr>
+      <w:r>
+        <w:rPr>
+          <w:b/>
+          <w:bCs/>
+          <w:color w:val="1E3A2F"/>
+          <w:sz w:val="25"/>
+          <w:szCs w:val="25"/>
+        </w:rPr>
+        <w:t xml:space="preserve">Geplande rondes in de kop</w:t>
+      </w:r>
+    </w:p>
+    <w:p>
+      <w:pPr>
+        <w:spacing w:after="110"/>
+      </w:pPr>
+      <w:r>
+        <w:rPr>
+          <w:sz w:val="22"/>
+          <w:szCs w:val="22"/>
+        </w:rPr>
+        <w:t xml:space="preserve">Loopt er geen ronde, dan toont de kop bovenaan je eerstvolgende geplande ronde. Links staat hoe lang het nog duurt: Vandaag, Morgen, +3 dgn, of vanaf twee weken +2 wkn (in hele weken). Rechts staan de datum en tijd, met daaronder de club en, als het past, de baan. Daaronder staan de komende veertien dagen. Een gouden rondje betekent dat er op die dag een ronde gepland staat, en vandaag heeft een groene ring. Het gouden getal aan het eind van die rij (+1 tot +9, of &gt;9) is het aantal rondes dat daarna nog gepland staat.</w:t>
+      </w:r>
+    </w:p>
+    <w:p>
+      <w:pPr>
+        <w:spacing w:after="110"/>
+      </w:pPr>
+      <w:r>
+        <w:rPr>
+          <w:sz w:val="22"/>
+          <w:szCs w:val="22"/>
+        </w:rPr>
+        <w:t xml:space="preserve">Tik op de kop en je komt in de agendaweergave van je rondes. Is er niets gepland, dan staat er "Geen geplande rondes". Gepland betekent hier hetzelfde als in de agenda: nog niet afgerond, met een datum en tijd die nog moeten komen.</w:t>
       </w:r>
     </w:p>
     <w:p>

--- a/Golf Score - handleiding.docx
+++ b/Golf Score - handleiding.docx
@@ -1254,7 +1254,7 @@
           <w:sz w:val="22"/>
           <w:szCs w:val="22"/>
         </w:rPr>
-        <w:t xml:space="preserve">Loopt er geen ronde, dan toont de kop bovenaan je eerstvolgende geplande ronde. Links staat hoe lang het nog duurt: Vandaag, Morgen, +3 dgn, of vanaf twee weken +2 wkn (in hele weken). Rechts staan de datum en tijd, met daaronder de club en, als het past, de baan. Daaronder staan de komende veertien dagen. Een gouden rondje betekent dat er op die dag een ronde gepland staat, en vandaag heeft een groene ring. Het gouden getal aan het eind van die rij (+1 tot +9, of &gt;9) is het aantal rondes dat daarna nog gepland staat.</w:t>
+        <w:t xml:space="preserve">Loopt er geen ronde, dan toont de kop bovenaan je eerstvolgende geplande ronde. Links staat hoe lang het nog duurt: Vandaag, Morgen, +3 dagen, of vanaf twee weken +2 weken (in hele weken). Past dat niet op je scherm, dan wordt het afgekort tot dgn en wkn. Rechts staan de datum en tijd, met daaronder de club en, als het past, de baan. Daaronder staan de komende veertien dagen. Een gouden rondje betekent dat er op die dag een ronde gepland staat, en vandaag heeft een groene ring. Het gouden getal aan het eind van die rij (+1 tot +9, of &gt;9) is het aantal rondes dat daarna nog gepland staat.</w:t>
       </w:r>
     </w:p>
     <w:p>

--- a/Golf Score - handleiding.docx
+++ b/Golf Score - handleiding.docx
@@ -1254,7 +1254,7 @@
           <w:sz w:val="22"/>
           <w:szCs w:val="22"/>
         </w:rPr>
-        <w:t xml:space="preserve">Loopt er geen ronde, dan toont de kop bovenaan je eerstvolgende geplande ronde. Links staat hoe lang het nog duurt: Vandaag, Morgen, +3 dagen, of vanaf twee weken +2 weken (in hele weken). Past dat niet op je scherm, dan wordt het afgekort tot dgn en wkn. Rechts staan de datum en tijd, met daaronder de club en, als het past, de baan. Daaronder staan de komende veertien dagen. Een gouden rondje betekent dat er op die dag een ronde gepland staat, en vandaag heeft een groene ring. Het gouden getal aan het eind van die rij (+1 tot +9, of &gt;9) is het aantal rondes dat daarna nog gepland staat.</w:t>
+        <w:t xml:space="preserve">Loopt er geen ronde, dan toont de kop bovenaan je eerstvolgende geplande ronde. Links staat hoe lang het nog duurt: Vandaag, Morgen, +3 dagen, of vanaf twee weken +2 weken (in hele weken). Past dat niet op je scherm, dan wordt het afgekort tot dgn en wkn. Rechts staan de datum en tijd, met daaronder de club en, als het past, de baan. Daaronder staan de komende veertien dagen. Een groen rondje betekent dat er op die dag een ronde gepland staat, en vandaag heeft een gouden ring. Het groene getal aan het eind van die rij (+1 tot +9, of &gt;9) is het aantal rondes dat daarna nog gepland staat.</w:t>
       </w:r>
     </w:p>
     <w:p>

--- a/Golf Score - handleiding.docx
+++ b/Golf Score - handleiding.docx
@@ -6931,21 +6931,6 @@
           <w:szCs w:val="22"/>
         </w:rPr>
         <w:t xml:space="preserve">Sluit hem helemaal af en open hem opnieuw — uit de lijst met open apps vegen, niet alleen naar de achtergrond. De nieuwe versie wordt op de achtergrond opgehaald en verschijnt bij de volgende start. Het versienummer staat onder Instellingen → Gegevens → Over Golf Score; tik erop om het te kopiëren.</w:t>
-      </w:r>
-    </w:p>
-    <w:p>
-      <w:pPr>
-        <w:spacing w:after="0"/>
-      </w:pPr>
-      <w:r>
-        <w:rPr>
-          <w:i w:val="false"/>
-          <w:iCs w:val="false"/>
-          <w:color w:val="6B7269"/>
-          <w:sz w:val="22"/>
-          <w:szCs w:val="22"/>
-        </w:rPr>
-        <w:t xml:space="preserve">Vragen, of werkt er iets niet zoals je verwacht? Stuur een bericht naar m.j.vandervelden@gmail.com en noem het versienummer erbij.</w:t>
       </w:r>
     </w:p>
     <w:sectPr>

--- a/Golf Score - handleiding.docx
+++ b/Golf Score - handleiding.docx
@@ -1254,7 +1254,7 @@
           <w:sz w:val="22"/>
           <w:szCs w:val="22"/>
         </w:rPr>
-        <w:t xml:space="preserve">Loopt er geen ronde, dan toont de kop bovenaan je eerstvolgende geplande ronde. Links staat hoe lang het nog duurt: Vandaag, Morgen, +3 dagen, of vanaf twee weken +2 weken (in hele weken). Past dat niet op je scherm, dan wordt het afgekort tot dgn en wkn. Rechts staan de datum en tijd, met daaronder de club en, als het past, de baan. Daaronder staan de komende veertien dagen. Een groen rondje betekent dat er op die dag een ronde gepland staat, en vandaag heeft een gouden ring. Het groene getal aan het eind van die rij (+1 tot +9, of &gt;9) is het aantal rondes dat daarna nog gepland staat.</w:t>
+        <w:t xml:space="preserve">Loopt er geen ronde, dan toont de kop bovenaan je eerstvolgende geplande ronde. Links staat hoe lang het nog duurt: Vandaag, Morgen, +3 dagen, of vanaf twee weken +2 weken (in hele weken). Past dat niet op je scherm, dan wordt het afgekort tot dgn en wkn. Rechts staan de datum en tijd, met daaronder de club en, als het past, de baan. Daaronder staan de komende veertien dagen, met de weekenden licht gemarkeerd. Een groen rondje betekent dat er op die dag een ronde gepland staat, en vandaag heeft een gouden ring. Het groene getal aan het eind van die rij (+1 tot +9, of &gt;9) is het aantal rondes dat daarna nog gepland staat.</w:t>
       </w:r>
     </w:p>
     <w:p>

--- a/Golf Score - handleiding.docx
+++ b/Golf Score - handleiding.docx
@@ -309,6 +309,295 @@
           <w:szCs w:val="22"/>
         </w:rPr>
         <w:t xml:space="preserve">Dit kost de eerste keer een paar minuten per baan. Daarna hoef je het nooit meer te doen, en kun je de club exporteren en doorgeven aan iemand anders.</w:t>
+      </w:r>
+    </w:p>
+    <w:p>
+      <w:pPr>
+        <w:pStyle w:val="Heading2"/>
+        <w:spacing w:after="100" w:before="220"/>
+      </w:pPr>
+      <w:r>
+        <w:rPr>
+          <w:b/>
+          <w:bCs/>
+          <w:color w:val="1E3A2F"/>
+          <w:sz w:val="25"/>
+          <w:szCs w:val="25"/>
+        </w:rPr>
+        <w:t xml:space="preserve">Een wedstrijdlus</w:t>
+      </w:r>
+    </w:p>
+    <w:p>
+      <w:pPr>
+        <w:spacing w:after="110"/>
+      </w:pPr>
+      <w:r>
+        <w:rPr>
+          <w:i w:val="false"/>
+          <w:iCs w:val="false"/>
+          <w:color w:val="000000"/>
+          <w:sz w:val="22"/>
+          <w:szCs w:val="22"/>
+        </w:rPr>
+        <w:t xml:space="preserve">Soms speel je een lus die geen vaste baan is, bijvoorbeeld een maanwedstrijd over drie holes van de ene lus en zes van de andere. Daarvoor maak je een wedstrijdlus: een tijdelijke baan die je samenstelt uit holes van banen die de club al heeft. Je hoeft er zelf geen par, stroke index of ratings voor in te vullen.</w:t>
+      </w:r>
+    </w:p>
+    <w:p>
+      <w:pPr>
+        <w:spacing w:after="110"/>
+      </w:pPr>
+      <w:r>
+        <w:rPr>
+          <w:i w:val="false"/>
+          <w:iCs w:val="false"/>
+          <w:color w:val="000000"/>
+          <w:sz w:val="22"/>
+          <w:szCs w:val="22"/>
+        </w:rPr>
+        <w:t xml:space="preserve">Ga naar het clubtabblad, tik op het potlood bij de club en dan op "Nieuwe wedstrijdlus". Geef de lus een naam, kies een baan en tik de holes aan in de volgorde waarin je ze speelt. Nog een keer tikken haalt een hole weg. Een lus heeft 1 tot en met 18 holes, en dezelfde hole kan er maar één keer in.</w:t>
+      </w:r>
+    </w:p>
+    <w:p>
+      <w:pPr>
+        <w:spacing w:after="110"/>
+      </w:pPr>
+      <w:r>
+        <w:rPr>
+          <w:i w:val="false"/>
+          <w:iCs w:val="false"/>
+          <w:color w:val="000000"/>
+          <w:sz w:val="22"/>
+          <w:szCs w:val="22"/>
+        </w:rPr>
+        <w:t xml:space="preserve">De par per hole komt van de baan waar de hole vandaan komt. De lus krijgt elke tee die alle gekozen banen gemeen hebben. De stroke index wordt opnieuw genummerd vanaf 1, in dezelfde volgorde van moeilijkheid: twee banen kunnen dezelfde index hebben, en binnen één baan mag dat niet.</w:t>
+      </w:r>
+    </w:p>
+    <w:p>
+      <w:pPr>
+        <w:spacing w:after="110"/>
+      </w:pPr>
+      <w:r>
+        <w:rPr>
+          <w:i w:val="false"/>
+          <w:iCs w:val="false"/>
+          <w:color w:val="000000"/>
+          <w:sz w:val="22"/>
+          <w:szCs w:val="22"/>
+        </w:rPr>
+        <w:t xml:space="preserve">Wedstrijdlussen staan onder een eigen kop "Wedstrijdlussen": bij de club, en op het startscherm onder de gewone banen. Op het startscherm staat die kop standaard dicht; een lus die je gekozen hebt blijft zichtbaar. Een lus van 9 of 18 holes volgt het filter voor 9 en 18 holes, een lus met een ander aantal staat er altijd.</w:t>
+      </w:r>
+    </w:p>
+    <w:p>
+      <w:pPr>
+        <w:spacing w:after="110"/>
+      </w:pPr>
+      <w:r>
+        <w:rPr>
+          <w:i w:val="false"/>
+          <w:iCs w:val="false"/>
+          <w:color w:val="000000"/>
+          <w:sz w:val="22"/>
+          <w:szCs w:val="22"/>
+        </w:rPr>
+        <w:t xml:space="preserve">Een ronde onthoudt zelf dat hij op een wedstrijdlus is gespeeld. Je kunt de lus na afloop dus verwijderen zonder dat er iets aan de ronde verandert.</w:t>
+      </w:r>
+    </w:p>
+    <w:p>
+      <w:pPr>
+        <w:pStyle w:val="Heading3"/>
+        <w:spacing w:after="80" w:before="170"/>
+      </w:pPr>
+      <w:r>
+        <w:rPr>
+          <w:b/>
+          <w:bCs/>
+          <w:color w:val="1E3A2F"/>
+          <w:sz w:val="22"/>
+          <w:szCs w:val="22"/>
+        </w:rPr>
+        <w:t xml:space="preserve">Hoe de Course Rating en de Slope Rating worden geschat</w:t>
+      </w:r>
+    </w:p>
+    <w:p>
+      <w:pPr>
+        <w:spacing w:after="110"/>
+      </w:pPr>
+      <w:r>
+        <w:rPr>
+          <w:i w:val="false"/>
+          <w:iCs w:val="false"/>
+          <w:color w:val="000000"/>
+          <w:sz w:val="22"/>
+          <w:szCs w:val="22"/>
+        </w:rPr>
+        <w:t xml:space="preserve">Voor een samengestelde lus bestaat geen officiële Course Rating of Slope Rating. De app schat ze daarom uit de banen waar de holes vandaan komen, per tee.</w:t>
+      </w:r>
+    </w:p>
+    <w:p>
+      <w:pPr>
+        <w:spacing w:after="110"/>
+      </w:pPr>
+      <w:r>
+        <w:rPr>
+          <w:i w:val="false"/>
+          <w:iCs w:val="false"/>
+          <w:color w:val="000000"/>
+          <w:sz w:val="22"/>
+          <w:szCs w:val="22"/>
+        </w:rPr>
+        <w:t xml:space="preserve">Course Rating: van elke baan telt de Course Rating mee naar rato van het aantal holes dat je ervan gebruikt. Daar komt het verschil bij tussen de werkelijke par van de lus en de par die je naar rato zou verwachten. Slope Rating: het gemiddelde van de banen, gewogen naar het aantal gebruikte holes.</w:t>
+      </w:r>
+    </w:p>
+    <w:p>
+      <w:pPr>
+        <w:spacing w:after="110"/>
+      </w:pPr>
+      <w:r>
+        <w:rPr>
+          <w:i w:val="false"/>
+          <w:iCs w:val="false"/>
+          <w:color w:val="000000"/>
+          <w:sz w:val="22"/>
+          <w:szCs w:val="22"/>
+        </w:rPr>
+        <w:t xml:space="preserve">Een voorbeeld: drie holes van een baan met Course Rating 34,2, Slope Rating 122 en par 36, en zes holes van een baan met Course Rating 33,8, Slope Rating 119 en par 36. Naar rato is de Course Rating 3/9 × 34,2 + 6/9 × 33,8 = 33,9, bij een par van 36. De gekozen holes hebben samen par 37, één meer, dus de Course Rating wordt 34,9. De Slope Rating is (3 × 122 + 6 × 119) / 9 = 120.</w:t>
+      </w:r>
+    </w:p>
+    <w:p>
+      <w:pPr>
+        <w:spacing w:after="110"/>
+      </w:pPr>
+      <w:r>
+        <w:rPr>
+          <w:i w:val="false"/>
+          <w:iCs w:val="false"/>
+          <w:color w:val="000000"/>
+          <w:sz w:val="22"/>
+          <w:szCs w:val="22"/>
+        </w:rPr>
+        <w:t xml:space="preserve">Het blijft een schatting. De moeilijkheid van een baan is niet gelijk over de holes verdeeld, en een officiële rating meet ook de volgorde en de lengte van de lus als geheel. Geeft de club wel een Course Rating en een Slope Rating op, vul die dan in bij de lus (het potlood achter de lus bij de club).</w:t>
+      </w:r>
+    </w:p>
+    <w:p>
+      <w:pPr>
+        <w:pStyle w:val="Heading3"/>
+        <w:spacing w:after="80" w:before="170"/>
+      </w:pPr>
+      <w:r>
+        <w:rPr>
+          <w:b/>
+          <w:bCs/>
+          <w:color w:val="1E3A2F"/>
+          <w:sz w:val="22"/>
+          <w:szCs w:val="22"/>
+        </w:rPr>
+        <w:t xml:space="preserve">Waarom een wedstrijdlus niet qualifying is</w:t>
+      </w:r>
+    </w:p>
+    <w:p>
+      <w:pPr>
+        <w:spacing w:after="110"/>
+      </w:pPr>
+      <w:r>
+        <w:rPr>
+          <w:i w:val="false"/>
+          <w:iCs w:val="false"/>
+          <w:color w:val="000000"/>
+          <w:sz w:val="22"/>
+          <w:szCs w:val="22"/>
+        </w:rPr>
+        <w:t xml:space="preserve">Een qualifying ronde telt mee voor je handicap. Het dagresultaat van zo’n ronde wordt berekend met de Course Rating en de Slope Rating, en je handicap is het gemiddelde van je beste dagresultaten. Een fout in die twee getallen komt dus rechtstreeks in je handicap terecht.</w:t>
+      </w:r>
+    </w:p>
+    <w:p>
+      <w:pPr>
+        <w:spacing w:after="110"/>
+      </w:pPr>
+      <w:r>
+        <w:rPr>
+          <w:i w:val="false"/>
+          <w:iCs w:val="false"/>
+          <w:color w:val="000000"/>
+          <w:sz w:val="22"/>
+          <w:szCs w:val="22"/>
+        </w:rPr>
+        <w:t xml:space="preserve">De Rules of Handicapping van het World Handicap System (uitgave 2024, regel 2.1) laten daarom alleen scores toe die gespeeld zijn op een baan met een geldige, officieel vastgestelde Course Rating en Slope Rating. Bij een wedstrijdlus zijn ze geschat. Zo’n ronde kan dus geen qualifying ronde zijn, ook niet als de wedstrijd zelf door de club is georganiseerd.</w:t>
+      </w:r>
+    </w:p>
+    <w:p>
+      <w:pPr>
+        <w:spacing w:after="110"/>
+      </w:pPr>
+      <w:r>
+        <w:rPr>
+          <w:i w:val="false"/>
+          <w:iCs w:val="false"/>
+          <w:color w:val="000000"/>
+          <w:sz w:val="22"/>
+          <w:szCs w:val="22"/>
+        </w:rPr>
+        <w:t xml:space="preserve">Kies je op het startscherm een wedstrijdlus, dan zet de app qualifying uit. De ronde staat dan wel bij je rondes en in de backup, maar telt niet mee voor je handicap en ook niet in je statistieken. Je kunt de schakelaar daarna zelf weer aanzetten; de app houdt je niet tegen. Doe dat alleen als de club voor precies deze lus en tee een officiële Course Rating en Slope Rating heeft opgegeven en je die bij de lus hebt ingevuld. Met geschatte waarden laat je de schakelaar uit: anders wijkt de handicap in de app af van je officiële handicap.</w:t>
+      </w:r>
+    </w:p>
+    <w:p>
+      <w:pPr>
+        <w:pStyle w:val="Heading3"/>
+        <w:spacing w:after="80" w:before="170"/>
+      </w:pPr>
+      <w:r>
+        <w:rPr>
+          <w:b/>
+          <w:bCs/>
+          <w:color w:val="1E3A2F"/>
+          <w:sz w:val="22"/>
+          <w:szCs w:val="22"/>
+        </w:rPr>
+        <w:t xml:space="preserve">Als een bronbaan later wijzigt</w:t>
+      </w:r>
+    </w:p>
+    <w:p>
+      <w:pPr>
+        <w:spacing w:after="110"/>
+      </w:pPr>
+      <w:r>
+        <w:rPr>
+          <w:i w:val="false"/>
+          <w:iCs w:val="false"/>
+          <w:color w:val="000000"/>
+          <w:sz w:val="22"/>
+          <w:szCs w:val="22"/>
+        </w:rPr>
+        <w:t xml:space="preserve">Een wedstrijdlus is een kopie: hij neemt par, stroke index, Course Rating en Slope Rating over op het moment dat je hem maakt. Past de club later een van de bronbanen aan, dan verandert de lus niet vanzelf mee.</w:t>
+      </w:r>
+    </w:p>
+    <w:p>
+      <w:pPr>
+        <w:spacing w:after="110"/>
+      </w:pPr>
+      <w:r>
+        <w:rPr>
+          <w:i w:val="false"/>
+          <w:iCs w:val="false"/>
+          <w:color w:val="000000"/>
+          <w:sz w:val="22"/>
+          <w:szCs w:val="22"/>
+        </w:rPr>
+        <w:t xml:space="preserve">De app houdt wel bij waar de lus vandaan komt. Is een bronbaan gewijzigd, dan staat er bij Clubs onder de lus "Een bronbaan is gewijzigd" met de keuze Bijwerken, en op het startscherm een regel zodra je de lus kiest. Bijwerken berekent de lus opnieuw uit de bronbanen. Heb je zelf de Course Rating of Slope Rating van de lus aangepast, dan vervalt dat; de app vraagt het eerst.</w:t>
+      </w:r>
+    </w:p>
+    <w:p>
+      <w:pPr>
+        <w:spacing w:after="110"/>
+      </w:pPr>
+      <w:r>
+        <w:rPr>
+          <w:i w:val="false"/>
+          <w:iCs w:val="false"/>
+          <w:color w:val="000000"/>
+          <w:sz w:val="22"/>
+          <w:szCs w:val="22"/>
+        </w:rPr>
+        <w:t xml:space="preserve">Rondes veranderen hier nooit door. Een ronde bewaart zijn eigen par, stroke index, Course Rating en Slope Rating vanaf de start. Dat geldt voor afgeronde, lopende en geplande rondes. Alleen een ronde die je ná het bijwerken start, krijgt de nieuwe waarden.</w:t>
       </w:r>
     </w:p>
     <w:p>
@@ -1717,6 +2006,21 @@
     </w:p>
     <w:p>
       <w:pPr>
+        <w:spacing w:after="110"/>
+      </w:pPr>
+      <w:r>
+        <w:rPr>
+          <w:i w:val="false"/>
+          <w:iCs w:val="false"/>
+          <w:color w:val="000000"/>
+          <w:sz w:val="22"/>
+          <w:szCs w:val="22"/>
+        </w:rPr>
+        <w:t xml:space="preserve">Herplannen en corrigeren blijven klaarstaan als je tussendoor naar een ander tabblad gaat, bijvoorbeeld om een clubbestand in te lezen. De melding bovenaan het startscherm laat zien dat er een ronde vervangen wordt; met het kruisje breek je af. Ben je tussendoor weg geweest, dan vraagt de app bij het starten nog één keer of de oude ronde echt vervangen moet worden. Je kunt daar ook kiezen om de oude ronde te laten staan.</w:t>
+      </w:r>
+    </w:p>
+    <w:p>
+      <w:pPr>
         <w:pStyle w:val="Heading1"/>
         <w:spacing w:after="140" w:before="300"/>
       </w:pPr>
@@ -5082,6 +5386,21 @@
           <w:szCs w:val="22"/>
         </w:rPr>
         <w:t xml:space="preserve">Het aantal rondes staat er niet voor niets bij: een verschil op basis van twee rondes is toeval, op basis van twintig is het een patroon.</w:t>
+      </w:r>
+    </w:p>
+    <w:p>
+      <w:pPr>
+        <w:spacing w:after="110"/>
+      </w:pPr>
+      <w:r>
+        <w:rPr>
+          <w:i w:val="false"/>
+          <w:iCs w:val="false"/>
+          <w:color w:val="000000"/>
+          <w:sz w:val="22"/>
+          <w:szCs w:val="22"/>
+        </w:rPr>
+        <w:t xml:space="preserve">Rondes op een wedstrijdlus staan niet in dit overzicht: een tijdelijke lus is geen baan waarop je jezelf door het jaar heen vergelijkt. Voor de andere cijfers op dit scherm geldt wat voor elke ronde geldt: alleen qualifying rondes tellen mee. Een ronde op een wedstrijdlus is dat standaard niet.</w:t>
       </w:r>
     </w:p>
     <w:p>

--- a/Golf Score - handleiding.docx
+++ b/Golf Score - handleiding.docx
@@ -242,7 +242,7 @@
           <w:sz w:val="22"/>
           <w:szCs w:val="22"/>
         </w:rPr>
-        <w:t xml:space="preserve">Tik op "Club toevoegen" en vul de naam in.</w:t>
+        <w:t xml:space="preserve">Tik op "Nieuwe club" (het rondje met de plus) en vul de naam in.</w:t>
       </w:r>
     </w:p>
     <w:p>
@@ -762,7 +762,7 @@
           <w:sz w:val="22"/>
           <w:szCs w:val="22"/>
         </w:rPr>
-        <w:t xml:space="preserve">Tik op Start.</w:t>
+        <w:t xml:space="preserve">Tik op "Nieuwe ronde".</w:t>
       </w:r>
     </w:p>
     <w:p>
@@ -790,7 +790,7 @@
           <w:sz w:val="22"/>
           <w:szCs w:val="22"/>
         </w:rPr>
-        <w:t xml:space="preserve">alleen qualifying rondes tellen mee voor je handicap en voor je statistieken. Een oefenrondje of een partijtje met vrienden zet je op niet-qualifying: die blijft wel in je archief staan, maar telt nergens mee.</w:t>
+        <w:t xml:space="preserve">alleen qualifying rondes tellen mee voor je handicap en voor je statistieken. Een oefenrondje of een partijtje met vrienden zet je op niet-qualifying: die blijft wel in je archief staan, maar telt niet mee. De enige uitzondering is de baananalyse (hoofdstuk 6).</w:t>
       </w:r>
     </w:p>
     <w:p>
@@ -855,7 +855,7 @@
           <w:sz w:val="22"/>
           <w:szCs w:val="22"/>
         </w:rPr>
-        <w:t xml:space="preserve">Bij een lege hole geeft de eerste tik op + de par plus één, dus bogey. Elke volgende tik telt er één bij; met − haal je er één af.</w:t>
+        <w:t xml:space="preserve">Bij een lege hole geeft de eerste tik op + de par plus één, dus bogey, en de eerste tik op − de par. Elke volgende tik telt er één bij of haalt er één af. Houd je + even ingedrukt, dan staat er meteen een dubbel bogey.</w:t>
       </w:r>
     </w:p>
     <w:p>
@@ -935,7 +935,7 @@
           <w:sz w:val="22"/>
           <w:szCs w:val="22"/>
         </w:rPr>
-        <w:t xml:space="preserve">Tik met − de score omlaag. Ga je onder de 1, dan wordt de hole weer leeg. Houd je de −-knop twee seconden ingedrukt, dan wordt je laatste wijziging op die hole ongedaan gemaakt.</w:t>
+        <w:t xml:space="preserve">Tik met − de score omlaag. Ga je onder de 1, dan wordt de hole weer leeg. Houd je de −-knop even ingedrukt (een halve seconde), dan wordt je laatste wijziging op die hole ongedaan gemaakt.</w:t>
       </w:r>
     </w:p>
     <w:p>
@@ -967,6 +967,21 @@
           <w:szCs w:val="22"/>
         </w:rPr>
         <w:t xml:space="preserve">Zet je "Putts bijhouden" aan in Instellingen, dan verschijnt er na elke score een balkje om het aantal putts in te vullen. Dat is optioneel, maar het levert een aantal extra statistieken op: putts per ronde, drie-putts, greens in regulation en scrambling. Zie hoofdstuk 5.</w:t>
+      </w:r>
+    </w:p>
+    <w:p>
+      <w:pPr>
+        <w:spacing w:after="110"/>
+      </w:pPr>
+      <w:r>
+        <w:rPr>
+          <w:i w:val="false"/>
+          <w:iCs w:val="false"/>
+          <w:color w:val="000000"/>
+          <w:sz w:val="22"/>
+          <w:szCs w:val="22"/>
+        </w:rPr>
+        <w:t xml:space="preserve">Een nieuwe score begint met 2 putts; met de knoppen pas je dat aan. Het aantal putts kan nooit hoger zijn dan de score min één, want je hebt minstens één slag nodig om op de green te komen. Bij een hole-in-one zijn het er dus 0. Verlaag je de score tot onder het aantal putts, dan gaan de putts mee omlaag.</w:t>
       </w:r>
     </w:p>
     <w:p>
@@ -1025,7 +1040,7 @@
           <w:sz w:val="22"/>
           <w:szCs w:val="22"/>
         </w:rPr>
-        <w:t xml:space="preserve">Zet op het startscherm speler 2 aan en vul de naam, handicap en tee van je medespeler in. Tijdens de ronde wissel je met de twee knoppen bovenaan tussen jullie kaarten. Je speelt dan twee aparte rondes die samen worden gestart en bewaard.</w:t>
+        <w:t xml:space="preserve">Zet op het startscherm speler 2 aan en vul de naam, handicap en tee van je medespeler in. Tijdens de ronde wissel je met de twee knoppen bovenaan tussen jullie kaarten. Je speelt dan twee aparte rondes die samen worden gestart en bewaard. De app berekent alleen een handicap voor de speler bovenin het startscherm: bij de rondes van speler 2 staat geen berekende handicap en geen oranje driehoekje. Zet je zijn naam later zelf bovenin, dan tellen alleen zijn eigen rondes.</w:t>
       </w:r>
     </w:p>
     <w:p>
@@ -1056,7 +1071,7 @@
           <w:sz w:val="22"/>
           <w:szCs w:val="22"/>
         </w:rPr>
-        <w:t xml:space="preserve">Heb je alle holes ingevuld, dan kun je de ronde afronden. Is het een qualifying ronde, dan rekent de app je dagresultaat uit en werkt je handicap bij.</w:t>
+        <w:t xml:space="preserve">Heb je alle holes ingevuld, dan kun je de ronde afronden. Is het een qualifying ronde, dan rekent de app je dagresultaat uit en werkt je handicap bij. Dat gebeurt pas bij het afronden. Zolang de ronde open staat, ook als de laatste hole al is ingevuld, verandert je handicap niet en komt er geen backupherinnering en geen oranje driehoekje. Laad je later een oude ronde opnieuw, dan telt die om dezelfde reden niet mee tot je hem weer sluit.</w:t>
       </w:r>
     </w:p>
     <w:p>
@@ -1632,7 +1647,7 @@
           <w:sz w:val="22"/>
           <w:szCs w:val="22"/>
         </w:rPr>
-        <w:t xml:space="preserve">Onderaan elke kaart staan drie knoppen: delen, bewerken (het potlood), en ▶ om een onafgemaakte ronde te hervatten.</w:t>
+        <w:t xml:space="preserve">Onderaan elke kaart staan drie knoppen: delen, bewerken (het potlood), en ▶ om een onafgemaakte ronde te hervatten. Bij een ronde in de groep Geïmporteerd staat er ook "Sla op". Zie je de knoppen niet, tik dan eerst op de kaart; met "Actieknoppen altijd zichtbaar" in Instellingen staan ze er altijd.</w:t>
       </w:r>
     </w:p>
     <w:p>
@@ -2140,7 +2155,7 @@
           <w:sz w:val="22"/>
           <w:szCs w:val="22"/>
         </w:rPr>
-        <w:t xml:space="preserve">Het gemiddelde van de acht beste dagresultaten uit je laatste twintig qualifying rondes. Heb je er minder dan twintig, dan gebruikt de app de officiële staffel:</w:t>
+        <w:t xml:space="preserve">Het gemiddelde van de acht beste dagresultaten uit je laatste twintig afgeronde qualifying rondes. Heb je er minder dan twintig, dan gebruikt de app de officiële staffel:</w:t>
       </w:r>
     </w:p>
     <w:tbl>
@@ -2862,7 +2877,7 @@
           <w:sz w:val="22"/>
           <w:szCs w:val="22"/>
         </w:rPr>
-        <w:t xml:space="preserve">Low HI is je laagste handicap van de afgelopen 365 dagen. Vanaf daar remmen twee mechanismen een stijging af: boven de drie slagen stijging telt nog maar de helft mee (softcap), en boven de vijf slagen stopt de stijging helemaal (hardcap). Zo loopt je handicap niet weg door één slechte periode.</w:t>
+        <w:t xml:space="preserve">Low HI is je laagste handicap van de afgelopen 365 dagen. Vanaf daar remmen twee mechanismen een stijging af: boven de drie slagen stijging telt nog maar de helft mee (softcap), en boven de vijf slagen stopt de stijging helemaal (hardcap). Zo loopt je handicap niet weg door één slechte periode. Daarnaast wordt een handicap nooit hoger dan 54,0. De app leidt je Low HI af uit je rondes; ken je de officiële waarde, vul die dan in onder Instellingen → WHS.</w:t>
       </w:r>
     </w:p>
     <w:p>
@@ -3848,22 +3863,22 @@
           <w:sz w:val="22"/>
           <w:szCs w:val="22"/>
         </w:rPr>
-        <w:t xml:space="preserve">De vooruitblik vertelt wat er gebeurt als je volgende ronde je oudste verdringt. Bijvoorbeeld: "Je ronde van 6-5 valt straks uit je laatste 20. Je hcp gaat dan naar 30,8 (+0,1), tenzij je een dagresultaat van 30,6 of beter speelt."</w:t>
-      </w:r>
-    </w:p>
-    <w:p>
-      <w:pPr>
-        <w:spacing w:after="110"/>
-      </w:pPr>
-      <w:r>
-        <w:rPr>
-          <w:i w:val="false"/>
-          <w:iCs w:val="false"/>
-          <w:color w:val="000000"/>
-          <w:sz w:val="22"/>
-          <w:szCs w:val="22"/>
-        </w:rPr>
-        <w:t xml:space="preserve">Daaronder kun je zelf een dagresultaat invullen. De app rekent voor wat je handicap dan wordt, in dezelfde vorm als op je rondekaart: "Whs 30,7 → 30,8 (+0,1)". Er verandert niets aan je gegevens; het is puur een doorrekening.</w:t>
+        <w:t xml:space="preserve">De vooruitblik vertelt wat er gebeurt als je volgende ronde je oudste verdringt. Bijvoorbeeld: "Je ronde van 6-5 valt straks uit je laatste 20. Je hcp gaat dan naar 30.8 (+0.1), tenzij je een dagresultaat van 30.6 of beter speelt."</w:t>
+      </w:r>
+    </w:p>
+    <w:p>
+      <w:pPr>
+        <w:spacing w:after="110"/>
+      </w:pPr>
+      <w:r>
+        <w:rPr>
+          <w:i w:val="false"/>
+          <w:iCs w:val="false"/>
+          <w:color w:val="000000"/>
+          <w:sz w:val="22"/>
+          <w:szCs w:val="22"/>
+        </w:rPr>
+        <w:t xml:space="preserve">Daaronder kun je zelf een dagresultaat invullen. De app rekent voor wat je handicap dan wordt, in dezelfde vorm als op je rondekaart: "Whs 30.7 → 30.8 (+0.1)". Er verandert niets aan je gegevens; het is puur een doorrekening.</w:t>
       </w:r>
     </w:p>
     <w:p>
@@ -5431,7 +5446,7 @@
           <w:sz w:val="22"/>
           <w:szCs w:val="22"/>
         </w:rPr>
-        <w:t xml:space="preserve">De knop onderaan opent een venster met vijftien onderdelen. Waar de statistieken de getallen tonen, trekt de analyse er conclusies uit: waar je slagen verliest, wat opvalt in je scoreverdeling, welke holes je het meest kosten, en of je in het weekend of in een bepaald seizoen anders speelt.</w:t>
+        <w:t xml:space="preserve">De knop onderaan opent een venster met hooguit veertien onderdelen; een onderdeel verschijnt alleen als er genoeg rondes voor zijn. Waar de statistieken de getallen tonen, trekt de analyse er conclusies uit: waar je slagen verliest, wat opvalt in je scoreverdeling, welke holes je het meest kosten, en of je in het weekend of in een bepaald seizoen anders speelt.</w:t>
       </w:r>
     </w:p>
     <w:p>
@@ -6223,6 +6238,52 @@
           </w:p>
         </w:tc>
       </w:tr>
+      <w:tr>
+        <w:tc>
+          <w:tcPr>
+            <w:tcW w:type="dxa" w:w="2500"/>
+            <w:tcMar>
+              <w:top w:type="dxa" w:w="70"/>
+              <w:left w:type="dxa" w:w="110"/>
+              <w:bottom w:type="dxa" w:w="70"/>
+              <w:right w:type="dxa" w:w="110"/>
+            </w:tcMar>
+          </w:tcPr>
+          <w:p>
+            <w:r>
+              <w:rPr>
+                <w:b w:val="false"/>
+                <w:bCs w:val="false"/>
+                <w:sz w:val="20"/>
+                <w:szCs w:val="20"/>
+              </w:rPr>
+              <w:t xml:space="preserve">Actieknoppen altijd zichtbaar</w:t>
+            </w:r>
+          </w:p>
+        </w:tc>
+        <w:tc>
+          <w:tcPr>
+            <w:tcW w:type="dxa" w:w="6500"/>
+            <w:tcMar>
+              <w:top w:type="dxa" w:w="70"/>
+              <w:left w:type="dxa" w:w="110"/>
+              <w:bottom w:type="dxa" w:w="70"/>
+              <w:right w:type="dxa" w:w="110"/>
+            </w:tcMar>
+          </w:tcPr>
+          <w:p>
+            <w:r>
+              <w:rPr>
+                <w:b w:val="false"/>
+                <w:bCs w:val="false"/>
+                <w:sz w:val="20"/>
+                <w:szCs w:val="20"/>
+              </w:rPr>
+              <w:t xml:space="preserve">Uit: de knoppen bij een club of ronde verschijnen pas na een tik erop</w:t>
+            </w:r>
+          </w:p>
+        </w:tc>
+      </w:tr>
     </w:tbl>
     <w:p>
       <w:pPr>
@@ -6680,7 +6741,7 @@
           <w:sz w:val="22"/>
           <w:szCs w:val="22"/>
         </w:rPr>
-        <w:t xml:space="preserve">De bestanden komen in de downloadmap van je telefoon. Zet ze daarna op een plek die een kapotte of kwijtgeraakte telefoon overleeft: Google Drive, OneDrive of iCloud, je computer, of een e-mail aan jezelf. In je downloadmap alleen zijn ze net zo kwetsbaar als in de app.</w:t>
+        <w:t xml:space="preserve">De bestanden komen in de downloadmap van je telefoon; op Android kun je onder Exporteren ook een vaste exportmap kiezen. Zet ze daarna op een plek die een kapotte of kwijtgeraakte telefoon overleeft: Google Drive, OneDrive of iCloud, je computer, of een e-mail aan jezelf. In je downloadmap alleen zijn ze net zo kwetsbaar als in de app.</w:t>
       </w:r>
     </w:p>
     <w:p>
@@ -6726,7 +6787,7 @@
           <w:sz w:val="22"/>
           <w:szCs w:val="22"/>
         </w:rPr>
-        <w:t xml:space="preserve">Elke ronde telt die sinds je backup nieuw is (ook via een import), bewerkt is (zoals een vastgesteld dagresultaat of een gecorrigeerde score) of verwijderd is. Geplande, gepauzeerde en nog niet opgeslagen geïmporteerde rondes tellen niet mee. Draai je een wijziging terug, dan verdwijnt de melding weer.</w:t>
+        <w:t xml:space="preserve">Elke ronde telt die sinds je backup nieuw is (ook via een import), bewerkt is (zoals een vastgesteld dagresultaat of een gecorrigeerde score) of verwijderd is. Geplande, gepauzeerde en nog niet opgeslagen geïmporteerde rondes tellen niet mee. Een ronde die nog open staat ook niet: de melding komt zodra je hem afrondt. Draai je een wijziging terug, dan verdwijnt de melding weer.</w:t>
       </w:r>
     </w:p>
     <w:p>
@@ -6757,7 +6818,7 @@
           <w:sz w:val="22"/>
           <w:szCs w:val="22"/>
         </w:rPr>
-        <w:t xml:space="preserve">Instellingen → Gegevens → Importeren → Rondes. Je krijgt de keuze:</w:t>
+        <w:t xml:space="preserve">Instellingen → Gegevens → Importeren → Rondes. Een bestand met meer dan één ronde is een backup. Je krijgt de keuze:</w:t>
       </w:r>
     </w:p>
     <w:p>
@@ -6774,7 +6835,7 @@
           <w:sz w:val="22"/>
           <w:szCs w:val="22"/>
         </w:rPr>
-        <w:t xml:space="preserve">Toevoegen — de rondes uit het bestand komen bij je huidige rondes. Rondes die je al hebt (zelfde datum, tijd en speler) worden overgeslagen.</w:t>
+        <w:t xml:space="preserve">Toevoegen — de rondes uit het bestand komen bij je huidige rondes. Rondes die je al hebt (zelfde datum, tijd en speler) worden overgeslagen. De toegevoegde rondes zijn meteen opgeslagen en tellen direct mee.</w:t>
       </w:r>
     </w:p>
     <w:p>
@@ -6791,7 +6852,7 @@
           <w:sz w:val="22"/>
           <w:szCs w:val="22"/>
         </w:rPr>
-        <w:t xml:space="preserve">Vervangen — al je huidige rondes worden weggegooid en vervangen.</w:t>
+        <w:t xml:space="preserve">Vervangen — al je huidige rondes worden weggegooid en vervangen. De app vraagt dit nog een keer, want terugdraaien kan niet.</w:t>
       </w:r>
     </w:p>
     <w:p>
@@ -6807,6 +6868,52 @@
           <w:szCs w:val="22"/>
         </w:rPr>
         <w:t xml:space="preserve">Komt het bestand uit een andere installatie, dan meldt de app dat erbij. Dat ziet hij aan de opslagcode tussen de haakjes in de bestandsnaam. Hernoem je een backupbestand, dan kan de app dat niet meer zien: importeren werkt gewoon, maar zonder die melding.</w:t>
+      </w:r>
+    </w:p>
+    <w:p>
+      <w:pPr>
+        <w:pStyle w:val="Heading2"/>
+        <w:spacing w:after="100" w:before="220"/>
+      </w:pPr>
+      <w:r>
+        <w:rPr>
+          <w:b/>
+          <w:bCs/>
+          <w:color w:val="1E3A2F"/>
+          <w:sz w:val="25"/>
+          <w:szCs w:val="25"/>
+        </w:rPr>
+        <w:t xml:space="preserve">Eén ronde importeren</w:t>
+      </w:r>
+    </w:p>
+    <w:p>
+      <w:pPr>
+        <w:spacing w:after="110"/>
+      </w:pPr>
+      <w:r>
+        <w:rPr>
+          <w:i w:val="false"/>
+          <w:iCs w:val="false"/>
+          <w:color w:val="000000"/>
+          <w:sz w:val="22"/>
+          <w:szCs w:val="22"/>
+        </w:rPr>
+        <w:t xml:space="preserve">Een bestand met één ronde, bijvoorbeeld een ronde die iemand met je deelt, lees je op dezelfde plek in. Die ronde komt in je rondes te staan in de groep Geïmporteerd. Tik daar op "Sla op" om hem bij je rondes te zetten; tot dan telt hij niet mee voor je handicap, je statistieken en je backup, en krijgt hij geen oranje driehoekje.</w:t>
+      </w:r>
+    </w:p>
+    <w:p>
+      <w:pPr>
+        <w:spacing w:after="110"/>
+      </w:pPr>
+      <w:r>
+        <w:rPr>
+          <w:i w:val="false"/>
+          <w:iCs w:val="false"/>
+          <w:color w:val="000000"/>
+          <w:sz w:val="22"/>
+          <w:szCs w:val="22"/>
+        </w:rPr>
+        <w:t xml:space="preserve">Bestaat er al een ronde van dezelfde speler op die datum en tijd, dan vraagt de app of je die wilt overschrijven. Na "Opslaan" is de oude ronde vervangen en staat de nieuwe er meteen als opgeslagen.</w:t>
       </w:r>
     </w:p>
     <w:p>
@@ -7218,7 +7325,53 @@
           <w:sz w:val="22"/>
           <w:szCs w:val="22"/>
         </w:rPr>
-        <w:t xml:space="preserve">Die ronde is qualifying, maar heeft nog geen vastgesteld dagresultaat: de app rekent dan met een schatting. Rond je de ronde af, dan wordt het dagresultaat berekend en verdwijnt het driehoekje. Gaat het om een oude ronde die al is afgerond, vul het dagresultaat dan in via het potlood → Vaststellen.</w:t>
+        <w:t xml:space="preserve">Die ronde is qualifying, maar heeft nog geen vastgesteld dagresultaat: de app rekent dan met zijn eigen berekening. Het driehoekje verschijnt zodra je de ronde hebt afgerond, en alleen bij je eigen rondes. Neem het dagresultaat over uit de officiële app via het potlood → Vaststellen; dan verdwijnt het driehoekje.</w:t>
+      </w:r>
+    </w:p>
+    <w:p>
+      <w:pPr>
+        <w:pStyle w:val="Heading3"/>
+        <w:spacing w:after="80" w:before="170"/>
+      </w:pPr>
+      <w:r>
+        <w:rPr>
+          <w:b/>
+          <w:bCs/>
+          <w:color w:val="1E3A2F"/>
+          <w:sz w:val="22"/>
+          <w:szCs w:val="22"/>
+        </w:rPr>
+        <w:t xml:space="preserve">Ik heb een club, baan of tee hernoemd</w:t>
+      </w:r>
+    </w:p>
+    <w:p>
+      <w:pPr>
+        <w:spacing w:after="110"/>
+      </w:pPr>
+      <w:r>
+        <w:rPr>
+          <w:i w:val="false"/>
+          <w:iCs w:val="false"/>
+          <w:color w:val="000000"/>
+          <w:sz w:val="22"/>
+          <w:szCs w:val="22"/>
+        </w:rPr>
+        <w:t xml:space="preserve">Een ronde bewaart de namen van het moment waarop je hem speelde. Staan er rondes op de oude naam, dan vraagt de app "Ook aanpassen?". Met "Alles aanpassen" krijgen die rondes de nieuwe naam; verder verandert er niets aan. Met "Alleen nieuwe rondes" blijven ze zoals ze waren. Bij een tee komt de vraag als je er precies één hernoemt. Hebben twee clubs een baan of lus met dezelfde naam, dan gaat het alleen om de rondes van de club die je bewerkt.</w:t>
+      </w:r>
+    </w:p>
+    <w:p>
+      <w:pPr>
+        <w:spacing w:after="110"/>
+      </w:pPr>
+      <w:r>
+        <w:rPr>
+          <w:i w:val="false"/>
+          <w:iCs w:val="false"/>
+          <w:color w:val="000000"/>
+          <w:sz w:val="22"/>
+          <w:szCs w:val="22"/>
+        </w:rPr>
+        <w:t xml:space="preserve">Wijzig of verwijder je een baan, tee of club, dan verandert dat nooit iets aan een bestaande ronde: die houdt zijn eigen par, stroke index, Course Rating en Slope Rating.</w:t>
       </w:r>
     </w:p>
     <w:p>

--- a/Golf Score - handleiding.docx
+++ b/Golf Score - handleiding.docx
@@ -259,7 +259,7 @@
           <w:sz w:val="22"/>
           <w:szCs w:val="22"/>
         </w:rPr>
-        <w:t xml:space="preserve">Voeg een baan toe. Een negen-holesbaan is één baan; heeft de club meerdere lussen, voer die dan apart in.</w:t>
+        <w:t xml:space="preserve">Voeg een baan toe. Een negen-holesbaan is één baan; heeft de club meerdere negen-holesbanen, voer die dan apart in.</w:t>
       </w:r>
     </w:p>
     <w:p>
@@ -324,37 +324,37 @@
           <w:sz w:val="25"/>
           <w:szCs w:val="25"/>
         </w:rPr>
-        <w:t xml:space="preserve">Een wedstrijdlus</w:t>
-      </w:r>
-    </w:p>
-    <w:p>
-      <w:pPr>
-        <w:spacing w:after="110"/>
-      </w:pPr>
-      <w:r>
-        <w:rPr>
-          <w:i w:val="false"/>
-          <w:iCs w:val="false"/>
-          <w:color w:val="000000"/>
-          <w:sz w:val="22"/>
-          <w:szCs w:val="22"/>
-        </w:rPr>
-        <w:t xml:space="preserve">Soms speel je een lus die geen vaste baan is, bijvoorbeeld een maanwedstrijd over drie holes van de ene lus en zes van de andere. Daarvoor maak je een wedstrijdlus: een tijdelijke baan die je samenstelt uit holes van banen die de club al heeft. Je hoeft er zelf geen par, stroke index of ratings voor in te vullen.</w:t>
-      </w:r>
-    </w:p>
-    <w:p>
-      <w:pPr>
-        <w:spacing w:after="110"/>
-      </w:pPr>
-      <w:r>
-        <w:rPr>
-          <w:i w:val="false"/>
-          <w:iCs w:val="false"/>
-          <w:color w:val="000000"/>
-          <w:sz w:val="22"/>
-          <w:szCs w:val="22"/>
-        </w:rPr>
-        <w:t xml:space="preserve">Ga naar het clubtabblad, tik op het potlood bij de club en dan op "Nieuwe wedstrijdlus". Geef de lus een naam, kies een baan en tik de holes aan in de volgorde waarin je ze speelt. Nog een keer tikken haalt een hole weg. Een lus heeft 1 tot en met 18 holes, en dezelfde hole kan er maar één keer in.</w:t>
+        <w:t xml:space="preserve">Een lus</w:t>
+      </w:r>
+    </w:p>
+    <w:p>
+      <w:pPr>
+        <w:spacing w:after="110"/>
+      </w:pPr>
+      <w:r>
+        <w:rPr>
+          <w:i w:val="false"/>
+          <w:iCs w:val="false"/>
+          <w:color w:val="000000"/>
+          <w:sz w:val="22"/>
+          <w:szCs w:val="22"/>
+        </w:rPr>
+        <w:t xml:space="preserve">Soms speel je een ronde die niet over een vaste baan gaat, bijvoorbeeld een maanwedstrijd over drie holes van de ene baan en zes van de andere. Daarvoor maak je een lus: een tijdelijke baan die je samenstelt uit holes van banen die de club al heeft. Je hoeft er zelf geen par, stroke index of ratings voor in te vullen.</w:t>
+      </w:r>
+    </w:p>
+    <w:p>
+      <w:pPr>
+        <w:spacing w:after="110"/>
+      </w:pPr>
+      <w:r>
+        <w:rPr>
+          <w:i w:val="false"/>
+          <w:iCs w:val="false"/>
+          <w:color w:val="000000"/>
+          <w:sz w:val="22"/>
+          <w:szCs w:val="22"/>
+        </w:rPr>
+        <w:t xml:space="preserve">Ga naar het clubtabblad, tik op het potlood bij de club en dan op "Nieuwe lus". Geef de lus een naam, kies een baan en tik de holes aan in de volgorde waarin je ze speelt. Nog een keer tikken haalt een hole weg. Een lus heeft 1 tot en met 18 holes, en dezelfde hole kan er maar één keer in.</w:t>
       </w:r>
     </w:p>
     <w:p>
@@ -384,22 +384,22 @@
           <w:sz w:val="22"/>
           <w:szCs w:val="22"/>
         </w:rPr>
-        <w:t xml:space="preserve">Wedstrijdlussen staan onder een eigen kop "Wedstrijdlussen": bij de club, en op het startscherm onder de gewone banen. Op het startscherm staat die kop standaard dicht; een lus die je gekozen hebt blijft zichtbaar. Een lus van 9 of 18 holes volgt het filter voor 9 en 18 holes, een lus met een ander aantal staat er altijd.</w:t>
-      </w:r>
-    </w:p>
-    <w:p>
-      <w:pPr>
-        <w:spacing w:after="110"/>
-      </w:pPr>
-      <w:r>
-        <w:rPr>
-          <w:i w:val="false"/>
-          <w:iCs w:val="false"/>
-          <w:color w:val="000000"/>
-          <w:sz w:val="22"/>
-          <w:szCs w:val="22"/>
-        </w:rPr>
-        <w:t xml:space="preserve">Een ronde onthoudt zelf dat hij op een wedstrijdlus is gespeeld. Je kunt de lus na afloop dus verwijderen zonder dat er iets aan de ronde verandert.</w:t>
+        <w:t xml:space="preserve">Lussen staan onder een eigen kop: bij de club heet die "Lussen" en staat hij naast "Banen", op het startscherm heet hij "Lus" en staat hij onder de gewone banen. Op het startscherm staat die kop standaard dicht; een lus die je gekozen hebt blijft zichtbaar. Een lus van 9 of 18 holes volgt het filter voor 9 en 18 holes, een lus met een ander aantal staat er altijd.</w:t>
+      </w:r>
+    </w:p>
+    <w:p>
+      <w:pPr>
+        <w:spacing w:after="110"/>
+      </w:pPr>
+      <w:r>
+        <w:rPr>
+          <w:i w:val="false"/>
+          <w:iCs w:val="false"/>
+          <w:color w:val="000000"/>
+          <w:sz w:val="22"/>
+          <w:szCs w:val="22"/>
+        </w:rPr>
+        <w:t xml:space="preserve">Een ronde onthoudt zelf dat hij op een lus is gespeeld. Je kunt de lus na afloop dus verwijderen zonder dat er iets aan de ronde verandert.</w:t>
       </w:r>
     </w:p>
     <w:p>
@@ -491,7 +491,7 @@
           <w:sz w:val="22"/>
           <w:szCs w:val="22"/>
         </w:rPr>
-        <w:t xml:space="preserve">Waarom een wedstrijdlus niet qualifying is</w:t>
+        <w:t xml:space="preserve">Waarom een lus niet qualifying is</w:t>
       </w:r>
     </w:p>
     <w:p>
@@ -521,22 +521,22 @@
           <w:sz w:val="22"/>
           <w:szCs w:val="22"/>
         </w:rPr>
-        <w:t xml:space="preserve">De Rules of Handicapping van het World Handicap System (uitgave 2024, regel 2.1) laten daarom alleen scores toe die gespeeld zijn op een baan met een geldige, officieel vastgestelde Course Rating en Slope Rating. Bij een wedstrijdlus zijn ze geschat. Zo’n ronde kan dus geen qualifying ronde zijn, ook niet als de wedstrijd zelf door de club is georganiseerd.</w:t>
-      </w:r>
-    </w:p>
-    <w:p>
-      <w:pPr>
-        <w:spacing w:after="110"/>
-      </w:pPr>
-      <w:r>
-        <w:rPr>
-          <w:i w:val="false"/>
-          <w:iCs w:val="false"/>
-          <w:color w:val="000000"/>
-          <w:sz w:val="22"/>
-          <w:szCs w:val="22"/>
-        </w:rPr>
-        <w:t xml:space="preserve">Kies je op het startscherm een wedstrijdlus, dan zet de app qualifying uit. De ronde staat dan wel bij je rondes en in de backup, maar telt niet mee voor je handicap en ook niet in je statistieken. Je kunt de schakelaar daarna zelf weer aanzetten; de app houdt je niet tegen. Doe dat alleen als de club voor precies deze lus en tee een officiële Course Rating en Slope Rating heeft opgegeven en je die bij de lus hebt ingevuld. Met geschatte waarden laat je de schakelaar uit: anders wijkt de handicap in de app af van je officiële handicap.</w:t>
+        <w:t xml:space="preserve">De Rules of Handicapping van het World Handicap System (uitgave 2024, regel 2.1) laten daarom alleen scores toe die gespeeld zijn op een baan met een geldige, officieel vastgestelde Course Rating en Slope Rating. Bij een lus zijn ze geschat. Zo’n ronde kan dus geen qualifying ronde zijn, ook niet als de wedstrijd zelf door de club is georganiseerd.</w:t>
+      </w:r>
+    </w:p>
+    <w:p>
+      <w:pPr>
+        <w:spacing w:after="110"/>
+      </w:pPr>
+      <w:r>
+        <w:rPr>
+          <w:i w:val="false"/>
+          <w:iCs w:val="false"/>
+          <w:color w:val="000000"/>
+          <w:sz w:val="22"/>
+          <w:szCs w:val="22"/>
+        </w:rPr>
+        <w:t xml:space="preserve">Kies je op het startscherm een lus, dan zet de app qualifying uit. De ronde staat dan wel bij je rondes en in de backup, maar telt niet mee voor je handicap en ook niet in je statistieken. Je kunt de schakelaar daarna zelf weer aanzetten; de app houdt je niet tegen. Doe dat alleen als de club voor precies deze lus en tee een officiële Course Rating en Slope Rating heeft opgegeven en je die bij de lus hebt ingevuld. Met geschatte waarden laat je de schakelaar uit: anders wijkt de handicap in de app af van je officiële handicap.</w:t>
       </w:r>
     </w:p>
     <w:p>
@@ -567,7 +567,7 @@
           <w:sz w:val="22"/>
           <w:szCs w:val="22"/>
         </w:rPr>
-        <w:t xml:space="preserve">Een wedstrijdlus is een kopie: hij neemt par, stroke index, Course Rating en Slope Rating over op het moment dat je hem maakt. Past de club later een van de bronbanen aan, dan verandert de lus niet vanzelf mee.</w:t>
+        <w:t xml:space="preserve">Een lus is een kopie: hij neemt par, stroke index, Course Rating en Slope Rating over op het moment dat je hem maakt. Past de club later een van de bronbanen aan, dan verandert de lus niet vanzelf mee.</w:t>
       </w:r>
     </w:p>
     <w:p>
@@ -5415,7 +5415,7 @@
           <w:sz w:val="22"/>
           <w:szCs w:val="22"/>
         </w:rPr>
-        <w:t xml:space="preserve">Rondes op een wedstrijdlus staan niet in dit overzicht: een tijdelijke lus is geen baan waarop je jezelf door het jaar heen vergelijkt. Voor de andere cijfers op dit scherm geldt wat voor elke ronde geldt: alleen qualifying rondes tellen mee. Een ronde op een wedstrijdlus is dat standaard niet.</w:t>
+        <w:t xml:space="preserve">Rondes op een lus staan niet in dit overzicht: een tijdelijke lus is geen baan waarop je jezelf door het jaar heen vergelijkt. Voor de andere cijfers op dit scherm geldt wat voor elke ronde geldt: alleen qualifying rondes tellen mee. Een ronde op een lus is dat standaard niet.</w:t>
       </w:r>
     </w:p>
     <w:p>
